--- a/templates_local/original/档案卷宗.docx
+++ b/templates_local/original/档案卷宗.docx
@@ -12,6 +12,8 @@
           <w:szCs w:val="48"/>
         </w:rPr>
       </w:pPr>
+      <w:bookmarkStart w:id="0" w:name="_GoBack"/>
+      <w:bookmarkEnd w:id="0"/>
       <w:r>
         <w:rPr>
           <w:rFonts w:hint="eastAsia" w:ascii="楷体_GB2312" w:eastAsia="楷体_GB2312"/>
@@ -88,14 +90,6 @@
       </w:tblGrid>
       <w:tr>
         <w:tblPrEx>
-          <w:tblBorders>
-            <w:top w:val="single" w:color="auto" w:sz="4" w:space="0"/>
-            <w:left w:val="single" w:color="auto" w:sz="4" w:space="0"/>
-            <w:bottom w:val="single" w:color="auto" w:sz="4" w:space="0"/>
-            <w:right w:val="single" w:color="auto" w:sz="4" w:space="0"/>
-            <w:insideH w:val="none" w:color="auto" w:sz="0" w:space="0"/>
-            <w:insideV w:val="none" w:color="auto" w:sz="0" w:space="0"/>
-          </w:tblBorders>
           <w:tblCellMar>
             <w:top w:w="0" w:type="dxa"/>
             <w:left w:w="108" w:type="dxa"/>
@@ -103,6 +97,9 @@
             <w:right w:w="108" w:type="dxa"/>
           </w:tblCellMar>
         </w:tblPrEx>
+        <w:trPr>
+          <w:wBefore w:w="0" w:type="auto"/>
+        </w:trPr>
         <w:tc>
           <w:tcPr>
             <w:tcW w:w="1668" w:type="dxa"/>
@@ -269,494 +266,6 @@
                 <w:lang w:val="en-US" w:eastAsia="zh-CN"/>
               </w:rPr>
               <w:t>【留空】</w:t>
-            </w:r>
-          </w:p>
-        </w:tc>
-      </w:tr>
-      <w:tr>
-        <w:tblPrEx>
-          <w:tblBorders>
-            <w:top w:val="single" w:color="auto" w:sz="4" w:space="0"/>
-            <w:left w:val="single" w:color="auto" w:sz="4" w:space="0"/>
-            <w:bottom w:val="single" w:color="auto" w:sz="4" w:space="0"/>
-            <w:right w:val="single" w:color="auto" w:sz="4" w:space="0"/>
-            <w:insideH w:val="none" w:color="auto" w:sz="0" w:space="0"/>
-            <w:insideV w:val="none" w:color="auto" w:sz="0" w:space="0"/>
-          </w:tblBorders>
-          <w:tblCellMar>
-            <w:top w:w="0" w:type="dxa"/>
-            <w:left w:w="108" w:type="dxa"/>
-            <w:bottom w:w="0" w:type="dxa"/>
-            <w:right w:w="108" w:type="dxa"/>
-          </w:tblCellMar>
-        </w:tblPrEx>
-        <w:tc>
-          <w:tcPr>
-            <w:tcW w:w="1668" w:type="dxa"/>
-            <w:tcBorders>
-              <w:top w:val="single" w:color="auto" w:sz="4" w:space="0"/>
-              <w:left w:val="single" w:color="auto" w:sz="4" w:space="0"/>
-              <w:bottom w:val="single" w:color="auto" w:sz="4" w:space="0"/>
-              <w:right w:val="single" w:color="auto" w:sz="4" w:space="0"/>
-            </w:tcBorders>
-            <w:noWrap w:val="0"/>
-            <w:vAlign w:val="center"/>
-          </w:tcPr>
-          <w:p>
-            <w:pPr>
-              <w:jc w:val="center"/>
-              <w:rPr>
-                <w:rFonts w:ascii="楷体_GB2312" w:eastAsia="楷体_GB2312"/>
-                <w:b/>
-                <w:bCs/>
-                <w:sz w:val="28"/>
-                <w:szCs w:val="28"/>
-              </w:rPr>
-            </w:pPr>
-            <w:r>
-              <w:rPr>
-                <w:rFonts w:hint="eastAsia" w:ascii="楷体_GB2312" w:eastAsia="楷体_GB2312"/>
-                <w:b/>
-                <w:bCs/>
-                <w:sz w:val="28"/>
-                <w:szCs w:val="28"/>
-              </w:rPr>
-              <w:t>承办律师</w:t>
-            </w:r>
-          </w:p>
-        </w:tc>
-        <w:tc>
-          <w:tcPr>
-            <w:tcW w:w="7260" w:type="dxa"/>
-            <w:gridSpan w:val="5"/>
-            <w:tcBorders>
-              <w:top w:val="single" w:color="auto" w:sz="4" w:space="0"/>
-              <w:left w:val="single" w:color="auto" w:sz="4" w:space="0"/>
-              <w:bottom w:val="single" w:color="auto" w:sz="4" w:space="0"/>
-              <w:right w:val="single" w:color="auto" w:sz="4" w:space="0"/>
-            </w:tcBorders>
-            <w:noWrap w:val="0"/>
-            <w:vAlign w:val="top"/>
-          </w:tcPr>
-          <w:p>
-            <w:pPr>
-              <w:ind w:firstLine="281" w:firstLineChars="100"/>
-              <w:jc w:val="center"/>
-              <w:rPr>
-                <w:rFonts w:hint="eastAsia" w:ascii="楷体_GB2312" w:eastAsia="楷体_GB2312"/>
-                <w:sz w:val="28"/>
-                <w:szCs w:val="28"/>
-                <w:lang w:eastAsia="zh-CN"/>
-              </w:rPr>
-            </w:pPr>
-            <w:r>
-              <w:rPr>
-                <w:rFonts w:hint="eastAsia" w:ascii="楷体_GB2312" w:eastAsia="楷体_GB2312"/>
-                <w:b/>
-                <w:bCs/>
-                <w:color w:val="FF0000"/>
-                <w:sz w:val="28"/>
-                <w:szCs w:val="28"/>
-                <w:lang w:eastAsia="zh-CN"/>
-              </w:rPr>
-              <w:t>【</w:t>
-            </w:r>
-            <w:r>
-              <w:rPr>
-                <w:rFonts w:hint="eastAsia" w:ascii="楷体_GB2312" w:eastAsia="楷体_GB2312"/>
-                <w:b/>
-                <w:bCs/>
-                <w:color w:val="FF0000"/>
-                <w:sz w:val="28"/>
-                <w:szCs w:val="28"/>
-                <w:lang w:val="en-US" w:eastAsia="zh-CN"/>
-              </w:rPr>
-              <w:t>判决书原告的委托诉讼代理人</w:t>
-            </w:r>
-            <w:r>
-              <w:rPr>
-                <w:rFonts w:hint="eastAsia" w:ascii="楷体_GB2312" w:eastAsia="楷体_GB2312"/>
-                <w:b/>
-                <w:bCs/>
-                <w:color w:val="FF0000"/>
-                <w:sz w:val="28"/>
-                <w:szCs w:val="28"/>
-                <w:lang w:eastAsia="zh-CN"/>
-              </w:rPr>
-              <w:t>】</w:t>
-            </w:r>
-          </w:p>
-        </w:tc>
-      </w:tr>
-      <w:tr>
-        <w:tblPrEx>
-          <w:tblBorders>
-            <w:top w:val="single" w:color="auto" w:sz="4" w:space="0"/>
-            <w:left w:val="single" w:color="auto" w:sz="4" w:space="0"/>
-            <w:bottom w:val="single" w:color="auto" w:sz="4" w:space="0"/>
-            <w:right w:val="single" w:color="auto" w:sz="4" w:space="0"/>
-            <w:insideH w:val="none" w:color="auto" w:sz="0" w:space="0"/>
-            <w:insideV w:val="none" w:color="auto" w:sz="0" w:space="0"/>
-          </w:tblBorders>
-          <w:tblCellMar>
-            <w:top w:w="0" w:type="dxa"/>
-            <w:left w:w="108" w:type="dxa"/>
-            <w:bottom w:w="0" w:type="dxa"/>
-            <w:right w:w="108" w:type="dxa"/>
-          </w:tblCellMar>
-        </w:tblPrEx>
-        <w:tc>
-          <w:tcPr>
-            <w:tcW w:w="1668" w:type="dxa"/>
-            <w:tcBorders>
-              <w:top w:val="single" w:color="auto" w:sz="4" w:space="0"/>
-              <w:left w:val="single" w:color="auto" w:sz="4" w:space="0"/>
-              <w:bottom w:val="single" w:color="auto" w:sz="4" w:space="0"/>
-              <w:right w:val="single" w:color="auto" w:sz="4" w:space="0"/>
-            </w:tcBorders>
-            <w:noWrap w:val="0"/>
-            <w:vAlign w:val="center"/>
-          </w:tcPr>
-          <w:p>
-            <w:pPr>
-              <w:jc w:val="center"/>
-              <w:rPr>
-                <w:rFonts w:ascii="楷体_GB2312" w:eastAsia="楷体_GB2312"/>
-                <w:b/>
-                <w:bCs/>
-                <w:sz w:val="28"/>
-                <w:szCs w:val="28"/>
-              </w:rPr>
-            </w:pPr>
-            <w:r>
-              <w:rPr>
-                <w:rFonts w:hint="eastAsia" w:ascii="楷体_GB2312" w:eastAsia="楷体_GB2312"/>
-                <w:b/>
-                <w:bCs/>
-                <w:sz w:val="28"/>
-                <w:szCs w:val="28"/>
-              </w:rPr>
-              <w:t>委</w:t>
-            </w:r>
-            <w:r>
-              <w:rPr>
-                <w:rFonts w:ascii="楷体_GB2312" w:eastAsia="楷体_GB2312"/>
-                <w:b/>
-                <w:bCs/>
-                <w:sz w:val="28"/>
-                <w:szCs w:val="28"/>
-              </w:rPr>
-              <w:t xml:space="preserve"> </w:t>
-            </w:r>
-            <w:r>
-              <w:rPr>
-                <w:rFonts w:hint="eastAsia" w:ascii="楷体_GB2312" w:eastAsia="楷体_GB2312"/>
-                <w:b/>
-                <w:bCs/>
-                <w:sz w:val="28"/>
-                <w:szCs w:val="28"/>
-              </w:rPr>
-              <w:t>托</w:t>
-            </w:r>
-            <w:r>
-              <w:rPr>
-                <w:rFonts w:ascii="楷体_GB2312" w:eastAsia="楷体_GB2312"/>
-                <w:b/>
-                <w:bCs/>
-                <w:sz w:val="28"/>
-                <w:szCs w:val="28"/>
-              </w:rPr>
-              <w:t xml:space="preserve"> </w:t>
-            </w:r>
-            <w:r>
-              <w:rPr>
-                <w:rFonts w:hint="eastAsia" w:ascii="楷体_GB2312" w:eastAsia="楷体_GB2312"/>
-                <w:b/>
-                <w:bCs/>
-                <w:sz w:val="28"/>
-                <w:szCs w:val="28"/>
-              </w:rPr>
-              <w:t>人</w:t>
-            </w:r>
-          </w:p>
-        </w:tc>
-        <w:tc>
-          <w:tcPr>
-            <w:tcW w:w="7260" w:type="dxa"/>
-            <w:gridSpan w:val="5"/>
-            <w:tcBorders>
-              <w:top w:val="single" w:color="auto" w:sz="4" w:space="0"/>
-              <w:left w:val="single" w:color="auto" w:sz="4" w:space="0"/>
-              <w:bottom w:val="single" w:color="auto" w:sz="4" w:space="0"/>
-              <w:right w:val="single" w:color="auto" w:sz="4" w:space="0"/>
-            </w:tcBorders>
-            <w:noWrap w:val="0"/>
-            <w:vAlign w:val="top"/>
-          </w:tcPr>
-          <w:p>
-            <w:pPr>
-              <w:ind w:firstLine="281" w:firstLineChars="100"/>
-              <w:jc w:val="center"/>
-              <w:rPr>
-                <w:rFonts w:hint="eastAsia" w:ascii="楷体_GB2312" w:eastAsia="楷体_GB2312"/>
-                <w:sz w:val="28"/>
-                <w:szCs w:val="28"/>
-              </w:rPr>
-            </w:pPr>
-            <w:r>
-              <w:rPr>
-                <w:rFonts w:hint="eastAsia"/>
-                <w:b/>
-                <w:bCs/>
-                <w:color w:val="FF0000"/>
-                <w:sz w:val="28"/>
-                <w:lang w:val="en-US" w:eastAsia="zh-CN"/>
-              </w:rPr>
-              <w:t>【委托代理合同中委托人】</w:t>
-            </w:r>
-          </w:p>
-        </w:tc>
-      </w:tr>
-      <w:tr>
-        <w:tblPrEx>
-          <w:tblBorders>
-            <w:top w:val="single" w:color="auto" w:sz="4" w:space="0"/>
-            <w:left w:val="single" w:color="auto" w:sz="4" w:space="0"/>
-            <w:bottom w:val="single" w:color="auto" w:sz="4" w:space="0"/>
-            <w:right w:val="single" w:color="auto" w:sz="4" w:space="0"/>
-            <w:insideH w:val="none" w:color="auto" w:sz="0" w:space="0"/>
-            <w:insideV w:val="none" w:color="auto" w:sz="0" w:space="0"/>
-          </w:tblBorders>
-          <w:tblCellMar>
-            <w:top w:w="0" w:type="dxa"/>
-            <w:left w:w="108" w:type="dxa"/>
-            <w:bottom w:w="0" w:type="dxa"/>
-            <w:right w:w="108" w:type="dxa"/>
-          </w:tblCellMar>
-        </w:tblPrEx>
-        <w:tc>
-          <w:tcPr>
-            <w:tcW w:w="1668" w:type="dxa"/>
-            <w:tcBorders>
-              <w:top w:val="single" w:color="auto" w:sz="4" w:space="0"/>
-              <w:left w:val="single" w:color="auto" w:sz="4" w:space="0"/>
-              <w:bottom w:val="single" w:color="auto" w:sz="4" w:space="0"/>
-              <w:right w:val="single" w:color="auto" w:sz="4" w:space="0"/>
-            </w:tcBorders>
-            <w:noWrap w:val="0"/>
-            <w:vAlign w:val="center"/>
-          </w:tcPr>
-          <w:p>
-            <w:pPr>
-              <w:jc w:val="center"/>
-              <w:rPr>
-                <w:rFonts w:ascii="楷体_GB2312" w:eastAsia="楷体_GB2312"/>
-                <w:b/>
-                <w:bCs/>
-                <w:sz w:val="28"/>
-                <w:szCs w:val="28"/>
-              </w:rPr>
-            </w:pPr>
-            <w:r>
-              <w:rPr>
-                <w:rFonts w:hint="eastAsia" w:ascii="楷体_GB2312" w:eastAsia="楷体_GB2312"/>
-                <w:b/>
-                <w:bCs/>
-                <w:sz w:val="28"/>
-                <w:szCs w:val="28"/>
-              </w:rPr>
-              <w:t>当</w:t>
-            </w:r>
-            <w:r>
-              <w:rPr>
-                <w:rFonts w:ascii="楷体_GB2312" w:eastAsia="楷体_GB2312"/>
-                <w:b/>
-                <w:bCs/>
-                <w:sz w:val="28"/>
-                <w:szCs w:val="28"/>
-              </w:rPr>
-              <w:t xml:space="preserve"> </w:t>
-            </w:r>
-            <w:r>
-              <w:rPr>
-                <w:rFonts w:hint="eastAsia" w:ascii="楷体_GB2312" w:eastAsia="楷体_GB2312"/>
-                <w:b/>
-                <w:bCs/>
-                <w:sz w:val="28"/>
-                <w:szCs w:val="28"/>
-              </w:rPr>
-              <w:t>事</w:t>
-            </w:r>
-            <w:r>
-              <w:rPr>
-                <w:rFonts w:ascii="楷体_GB2312" w:eastAsia="楷体_GB2312"/>
-                <w:b/>
-                <w:bCs/>
-                <w:sz w:val="28"/>
-                <w:szCs w:val="28"/>
-              </w:rPr>
-              <w:t xml:space="preserve"> </w:t>
-            </w:r>
-            <w:r>
-              <w:rPr>
-                <w:rFonts w:hint="eastAsia" w:ascii="楷体_GB2312" w:eastAsia="楷体_GB2312"/>
-                <w:b/>
-                <w:bCs/>
-                <w:sz w:val="28"/>
-                <w:szCs w:val="28"/>
-              </w:rPr>
-              <w:t>人</w:t>
-            </w:r>
-          </w:p>
-        </w:tc>
-        <w:tc>
-          <w:tcPr>
-            <w:tcW w:w="7260" w:type="dxa"/>
-            <w:gridSpan w:val="5"/>
-            <w:tcBorders>
-              <w:top w:val="single" w:color="auto" w:sz="4" w:space="0"/>
-              <w:left w:val="single" w:color="auto" w:sz="4" w:space="0"/>
-              <w:bottom w:val="single" w:color="auto" w:sz="4" w:space="0"/>
-              <w:right w:val="single" w:color="auto" w:sz="4" w:space="0"/>
-            </w:tcBorders>
-            <w:noWrap w:val="0"/>
-            <w:vAlign w:val="top"/>
-          </w:tcPr>
-          <w:p>
-            <w:pPr>
-              <w:ind w:firstLine="281" w:firstLineChars="100"/>
-              <w:jc w:val="center"/>
-              <w:rPr>
-                <w:rFonts w:ascii="楷体_GB2312" w:eastAsia="楷体_GB2312"/>
-                <w:sz w:val="28"/>
-                <w:szCs w:val="28"/>
-              </w:rPr>
-            </w:pPr>
-            <w:r>
-              <w:rPr>
-                <w:rFonts w:hint="eastAsia" w:ascii="新宋体" w:hAnsi="新宋体" w:eastAsia="新宋体"/>
-                <w:b/>
-                <w:bCs/>
-                <w:color w:val="FF0000"/>
-                <w:sz w:val="28"/>
-                <w:szCs w:val="28"/>
-                <w:lang w:val="en-US" w:eastAsia="zh-CN"/>
-              </w:rPr>
-              <w:t>【判决书中的原告】</w:t>
-            </w:r>
-          </w:p>
-        </w:tc>
-      </w:tr>
-      <w:tr>
-        <w:tblPrEx>
-          <w:tblBorders>
-            <w:top w:val="single" w:color="auto" w:sz="4" w:space="0"/>
-            <w:left w:val="single" w:color="auto" w:sz="4" w:space="0"/>
-            <w:bottom w:val="single" w:color="auto" w:sz="4" w:space="0"/>
-            <w:right w:val="single" w:color="auto" w:sz="4" w:space="0"/>
-            <w:insideH w:val="none" w:color="auto" w:sz="0" w:space="0"/>
-            <w:insideV w:val="none" w:color="auto" w:sz="0" w:space="0"/>
-          </w:tblBorders>
-          <w:tblCellMar>
-            <w:top w:w="0" w:type="dxa"/>
-            <w:left w:w="108" w:type="dxa"/>
-            <w:bottom w:w="0" w:type="dxa"/>
-            <w:right w:w="108" w:type="dxa"/>
-          </w:tblCellMar>
-        </w:tblPrEx>
-        <w:tc>
-          <w:tcPr>
-            <w:tcW w:w="1668" w:type="dxa"/>
-            <w:tcBorders>
-              <w:top w:val="single" w:color="auto" w:sz="4" w:space="0"/>
-              <w:left w:val="single" w:color="auto" w:sz="4" w:space="0"/>
-              <w:bottom w:val="single" w:color="auto" w:sz="4" w:space="0"/>
-              <w:right w:val="single" w:color="auto" w:sz="4" w:space="0"/>
-            </w:tcBorders>
-            <w:noWrap w:val="0"/>
-            <w:vAlign w:val="center"/>
-          </w:tcPr>
-          <w:p>
-            <w:pPr>
-              <w:jc w:val="center"/>
-              <w:rPr>
-                <w:rFonts w:ascii="楷体_GB2312" w:eastAsia="楷体_GB2312"/>
-                <w:b/>
-                <w:bCs/>
-                <w:sz w:val="28"/>
-                <w:szCs w:val="28"/>
-              </w:rPr>
-            </w:pPr>
-            <w:r>
-              <w:rPr>
-                <w:rFonts w:hint="eastAsia" w:ascii="楷体_GB2312" w:eastAsia="楷体_GB2312"/>
-                <w:b/>
-                <w:bCs/>
-                <w:sz w:val="28"/>
-                <w:szCs w:val="28"/>
-              </w:rPr>
-              <w:t>对方当事人</w:t>
-            </w:r>
-          </w:p>
-        </w:tc>
-        <w:tc>
-          <w:tcPr>
-            <w:tcW w:w="7260" w:type="dxa"/>
-            <w:gridSpan w:val="5"/>
-            <w:tcBorders>
-              <w:top w:val="single" w:color="auto" w:sz="4" w:space="0"/>
-              <w:left w:val="single" w:color="auto" w:sz="4" w:space="0"/>
-              <w:bottom w:val="single" w:color="auto" w:sz="4" w:space="0"/>
-              <w:right w:val="single" w:color="auto" w:sz="4" w:space="0"/>
-            </w:tcBorders>
-            <w:noWrap w:val="0"/>
-            <w:vAlign w:val="top"/>
-          </w:tcPr>
-          <w:p>
-            <w:pPr>
-              <w:ind w:firstLine="281" w:firstLineChars="100"/>
-              <w:jc w:val="center"/>
-              <w:rPr>
-                <w:rFonts w:ascii="楷体_GB2312" w:eastAsia="楷体_GB2312"/>
-                <w:sz w:val="28"/>
-                <w:szCs w:val="28"/>
-              </w:rPr>
-            </w:pPr>
-            <w:r>
-              <w:rPr>
-                <w:rFonts w:hint="eastAsia" w:ascii="新宋体" w:hAnsi="新宋体" w:eastAsia="新宋体"/>
-                <w:b/>
-                <w:bCs/>
-                <w:color w:val="FF0000"/>
-                <w:sz w:val="28"/>
-                <w:szCs w:val="28"/>
-                <w:lang w:eastAsia="zh-CN"/>
-              </w:rPr>
-              <w:t>【</w:t>
-            </w:r>
-            <w:r>
-              <w:rPr>
-                <w:rFonts w:hint="eastAsia" w:ascii="新宋体" w:hAnsi="新宋体" w:eastAsia="新宋体"/>
-                <w:b/>
-                <w:bCs/>
-                <w:color w:val="FF0000"/>
-                <w:sz w:val="28"/>
-                <w:szCs w:val="28"/>
-                <w:lang w:val="en-US" w:eastAsia="zh-CN"/>
-              </w:rPr>
-              <w:t>判决书中的被告</w:t>
-            </w:r>
-            <w:r>
-              <w:rPr>
-                <w:rFonts w:hint="eastAsia" w:ascii="新宋体" w:hAnsi="新宋体" w:eastAsia="新宋体"/>
-                <w:b/>
-                <w:bCs/>
-                <w:color w:val="FF0000"/>
-                <w:sz w:val="28"/>
-                <w:szCs w:val="28"/>
-                <w:lang w:eastAsia="zh-CN"/>
-              </w:rPr>
-              <w:t>】</w:t>
             </w:r>
           </w:p>
         </w:tc>
@@ -779,7 +288,7 @@
           </w:tblCellMar>
         </w:tblPrEx>
         <w:trPr>
-          <w:trHeight w:val="842" w:hRule="atLeast"/>
+          <w:wBefore w:w="0" w:type="auto"/>
         </w:trPr>
         <w:tc>
           <w:tcPr>
@@ -812,27 +321,7 @@
                 <w:sz w:val="28"/>
                 <w:szCs w:val="28"/>
               </w:rPr>
-              <w:t>案</w:t>
-            </w:r>
-            <w:r>
-              <w:rPr>
-                <w:rFonts w:ascii="楷体_GB2312" w:eastAsia="楷体_GB2312"/>
-                <w:b/>
-                <w:bCs/>
-                <w:sz w:val="28"/>
-                <w:szCs w:val="28"/>
-              </w:rPr>
-              <w:t xml:space="preserve">   </w:t>
-            </w:r>
-            <w:r>
-              <w:rPr>
-                <w:rFonts w:hint="eastAsia" w:ascii="楷体_GB2312" w:eastAsia="楷体_GB2312"/>
-                <w:b/>
-                <w:bCs/>
-                <w:sz w:val="28"/>
-                <w:szCs w:val="28"/>
-              </w:rPr>
-              <w:t>由</w:t>
+              <w:t>承办律师</w:t>
             </w:r>
           </w:p>
         </w:tc>
@@ -855,8 +344,6 @@
               <w:jc w:val="center"/>
               <w:rPr>
                 <w:rFonts w:hint="eastAsia" w:ascii="楷体_GB2312" w:eastAsia="楷体_GB2312"/>
-                <w:b/>
-                <w:bCs/>
                 <w:sz w:val="28"/>
                 <w:szCs w:val="28"/>
                 <w:lang w:eastAsia="zh-CN"/>
@@ -884,7 +371,7 @@
                 <w:szCs w:val="28"/>
                 <w:lang w:val="en-US" w:eastAsia="zh-CN"/>
               </w:rPr>
-              <w:t>判决书内确认的案由（被告主体信息后的下一段会注明原告XXX诉被告XXXAAA一案，AAA就是案由）</w:t>
+              <w:t>判决书原告的委托诉讼代理人</w:t>
             </w:r>
             <w:r>
               <w:rPr>
@@ -919,7 +406,7 @@
           </w:tblCellMar>
         </w:tblPrEx>
         <w:trPr>
-          <w:trHeight w:val="615" w:hRule="atLeast"/>
+          <w:wBefore w:w="0" w:type="auto"/>
         </w:trPr>
         <w:tc>
           <w:tcPr>
@@ -952,14 +439,54 @@
                 <w:sz w:val="28"/>
                 <w:szCs w:val="28"/>
               </w:rPr>
-              <w:t>收案日期</w:t>
-            </w:r>
-          </w:p>
-        </w:tc>
-        <w:tc>
-          <w:tcPr>
-            <w:tcW w:w="2940" w:type="dxa"/>
-            <w:gridSpan w:val="2"/>
+              <w:t>委</w:t>
+            </w:r>
+            <w:r>
+              <w:rPr>
+                <w:rFonts w:ascii="楷体_GB2312" w:eastAsia="楷体_GB2312"/>
+                <w:b/>
+                <w:bCs/>
+                <w:sz w:val="28"/>
+                <w:szCs w:val="28"/>
+              </w:rPr>
+              <w:t xml:space="preserve"> </w:t>
+            </w:r>
+            <w:r>
+              <w:rPr>
+                <w:rFonts w:hint="eastAsia" w:ascii="楷体_GB2312" w:eastAsia="楷体_GB2312"/>
+                <w:b/>
+                <w:bCs/>
+                <w:sz w:val="28"/>
+                <w:szCs w:val="28"/>
+              </w:rPr>
+              <w:t>托</w:t>
+            </w:r>
+            <w:r>
+              <w:rPr>
+                <w:rFonts w:ascii="楷体_GB2312" w:eastAsia="楷体_GB2312"/>
+                <w:b/>
+                <w:bCs/>
+                <w:sz w:val="28"/>
+                <w:szCs w:val="28"/>
+              </w:rPr>
+              <w:t xml:space="preserve"> </w:t>
+            </w:r>
+            <w:r>
+              <w:rPr>
+                <w:rFonts w:hint="eastAsia" w:ascii="楷体_GB2312" w:eastAsia="楷体_GB2312"/>
+                <w:b/>
+                <w:bCs/>
+                <w:sz w:val="28"/>
+                <w:szCs w:val="28"/>
+              </w:rPr>
+              <w:t>人</w:t>
+            </w:r>
+          </w:p>
+        </w:tc>
+        <w:tc>
+          <w:tcPr>
+            <w:tcW w:w="7260" w:type="dxa"/>
+            <w:gridSpan w:val="5"/>
             <w:tcBorders>
               <w:top w:val="single" w:color="auto" w:sz="4" w:space="0"/>
               <w:left w:val="single" w:color="auto" w:sz="4" w:space="0"/>
@@ -971,10 +498,10 @@
           </w:tcPr>
           <w:p>
             <w:pPr>
-              <w:rPr>
-                <w:rFonts w:ascii="楷体_GB2312" w:eastAsia="楷体_GB2312"/>
-                <w:b/>
-                <w:bCs/>
+              <w:ind w:firstLine="281" w:firstLineChars="100"/>
+              <w:jc w:val="center"/>
+              <w:rPr>
+                <w:rFonts w:hint="eastAsia" w:ascii="楷体_GB2312" w:eastAsia="楷体_GB2312"/>
                 <w:sz w:val="28"/>
                 <w:szCs w:val="28"/>
               </w:rPr>
@@ -988,79 +515,7 @@
                 <w:sz w:val="28"/>
                 <w:lang w:val="en-US" w:eastAsia="zh-CN"/>
               </w:rPr>
-              <w:t>【委托代理合同中落款日期】</w:t>
-            </w:r>
-          </w:p>
-        </w:tc>
-        <w:tc>
-          <w:tcPr>
-            <w:tcW w:w="1440" w:type="dxa"/>
-            <w:tcBorders>
-              <w:top w:val="single" w:color="auto" w:sz="4" w:space="0"/>
-              <w:left w:val="single" w:color="auto" w:sz="4" w:space="0"/>
-              <w:bottom w:val="single" w:color="auto" w:sz="4" w:space="0"/>
-              <w:right w:val="single" w:color="auto" w:sz="4" w:space="0"/>
-            </w:tcBorders>
-            <w:noWrap w:val="0"/>
-            <w:vAlign w:val="center"/>
-          </w:tcPr>
-          <w:p>
-            <w:pPr>
-              <w:jc w:val="center"/>
-              <w:rPr>
-                <w:rFonts w:ascii="楷体_GB2312" w:eastAsia="楷体_GB2312"/>
-                <w:b/>
-                <w:bCs/>
-                <w:sz w:val="28"/>
-                <w:szCs w:val="28"/>
-              </w:rPr>
-            </w:pPr>
-            <w:r>
-              <w:rPr>
-                <w:rFonts w:hint="eastAsia" w:ascii="楷体_GB2312" w:eastAsia="楷体_GB2312"/>
-                <w:b/>
-                <w:bCs/>
-                <w:sz w:val="28"/>
-                <w:szCs w:val="28"/>
-              </w:rPr>
-              <w:t>结案日期</w:t>
-            </w:r>
-          </w:p>
-        </w:tc>
-        <w:tc>
-          <w:tcPr>
-            <w:tcW w:w="2880" w:type="dxa"/>
-            <w:gridSpan w:val="2"/>
-            <w:tcBorders>
-              <w:top w:val="single" w:color="auto" w:sz="4" w:space="0"/>
-              <w:left w:val="single" w:color="auto" w:sz="4" w:space="0"/>
-              <w:bottom w:val="single" w:color="auto" w:sz="4" w:space="0"/>
-              <w:right w:val="single" w:color="auto" w:sz="4" w:space="0"/>
-            </w:tcBorders>
-            <w:noWrap w:val="0"/>
-            <w:vAlign w:val="top"/>
-          </w:tcPr>
-          <w:p>
-            <w:pPr>
-              <w:rPr>
-                <w:rFonts w:ascii="楷体_GB2312" w:eastAsia="楷体_GB2312"/>
-                <w:b/>
-                <w:bCs/>
-                <w:sz w:val="28"/>
-                <w:szCs w:val="28"/>
-              </w:rPr>
-            </w:pPr>
-            <w:r>
-              <w:rPr>
-                <w:rFonts w:hint="eastAsia" w:ascii="新宋体" w:hAnsi="新宋体" w:eastAsia="新宋体"/>
-                <w:b/>
-                <w:bCs/>
-                <w:color w:val="FF0000"/>
-                <w:sz w:val="28"/>
-                <w:szCs w:val="28"/>
-                <w:lang w:val="en-US" w:eastAsia="zh-CN"/>
-              </w:rPr>
-              <w:t>【留空】</w:t>
+              <w:t>【委托代理合同中委托人】</w:t>
             </w:r>
           </w:p>
         </w:tc>
@@ -1083,7 +538,7 @@
           </w:tblCellMar>
         </w:tblPrEx>
         <w:trPr>
-          <w:trHeight w:val="828" w:hRule="atLeast"/>
+          <w:wBefore w:w="0" w:type="auto"/>
         </w:trPr>
         <w:tc>
           <w:tcPr>
@@ -1116,14 +571,54 @@
                 <w:sz w:val="28"/>
                 <w:szCs w:val="28"/>
               </w:rPr>
-              <w:t>审理法院</w:t>
-            </w:r>
-          </w:p>
-        </w:tc>
-        <w:tc>
-          <w:tcPr>
-            <w:tcW w:w="2940" w:type="dxa"/>
-            <w:gridSpan w:val="2"/>
+              <w:t>当</w:t>
+            </w:r>
+            <w:r>
+              <w:rPr>
+                <w:rFonts w:ascii="楷体_GB2312" w:eastAsia="楷体_GB2312"/>
+                <w:b/>
+                <w:bCs/>
+                <w:sz w:val="28"/>
+                <w:szCs w:val="28"/>
+              </w:rPr>
+              <w:t xml:space="preserve"> </w:t>
+            </w:r>
+            <w:r>
+              <w:rPr>
+                <w:rFonts w:hint="eastAsia" w:ascii="楷体_GB2312" w:eastAsia="楷体_GB2312"/>
+                <w:b/>
+                <w:bCs/>
+                <w:sz w:val="28"/>
+                <w:szCs w:val="28"/>
+              </w:rPr>
+              <w:t>事</w:t>
+            </w:r>
+            <w:r>
+              <w:rPr>
+                <w:rFonts w:ascii="楷体_GB2312" w:eastAsia="楷体_GB2312"/>
+                <w:b/>
+                <w:bCs/>
+                <w:sz w:val="28"/>
+                <w:szCs w:val="28"/>
+              </w:rPr>
+              <w:t xml:space="preserve"> </w:t>
+            </w:r>
+            <w:r>
+              <w:rPr>
+                <w:rFonts w:hint="eastAsia" w:ascii="楷体_GB2312" w:eastAsia="楷体_GB2312"/>
+                <w:b/>
+                <w:bCs/>
+                <w:sz w:val="28"/>
+                <w:szCs w:val="28"/>
+              </w:rPr>
+              <w:t>人</w:t>
+            </w:r>
+          </w:p>
+        </w:tc>
+        <w:tc>
+          <w:tcPr>
+            <w:tcW w:w="7260" w:type="dxa"/>
+            <w:gridSpan w:val="5"/>
             <w:tcBorders>
               <w:top w:val="single" w:color="auto" w:sz="4" w:space="0"/>
               <w:left w:val="single" w:color="auto" w:sz="4" w:space="0"/>
@@ -1135,141 +630,25 @@
           </w:tcPr>
           <w:p>
             <w:pPr>
-              <w:rPr>
-                <w:rFonts w:hint="default" w:ascii="楷体_GB2312" w:eastAsia="楷体_GB2312"/>
-                <w:b/>
-                <w:bCs/>
+              <w:ind w:firstLine="281" w:firstLineChars="100"/>
+              <w:jc w:val="center"/>
+              <w:rPr>
+                <w:rFonts w:ascii="楷体_GB2312" w:eastAsia="楷体_GB2312"/>
+                <w:sz w:val="28"/>
+                <w:szCs w:val="28"/>
+              </w:rPr>
+            </w:pPr>
+            <w:r>
+              <w:rPr>
+                <w:rFonts w:hint="eastAsia" w:ascii="新宋体" w:hAnsi="新宋体" w:eastAsia="新宋体"/>
+                <w:b/>
+                <w:bCs/>
+                <w:color w:val="FF0000"/>
                 <w:sz w:val="28"/>
                 <w:szCs w:val="28"/>
                 <w:lang w:val="en-US" w:eastAsia="zh-CN"/>
               </w:rPr>
-            </w:pPr>
-            <w:r>
-              <w:rPr>
-                <w:rFonts w:hint="eastAsia" w:ascii="楷体_GB2312" w:eastAsia="楷体_GB2312"/>
-                <w:b/>
-                <w:bCs/>
-                <w:color w:val="FF0000"/>
-                <w:sz w:val="28"/>
-                <w:szCs w:val="28"/>
-                <w:lang w:val="en-US" w:eastAsia="zh-CN"/>
-              </w:rPr>
-              <w:t>【民事判决书的落款法院（如果有二审需要一并罗列进该项）】</w:t>
-            </w:r>
-          </w:p>
-        </w:tc>
-        <w:tc>
-          <w:tcPr>
-            <w:tcW w:w="1440" w:type="dxa"/>
-            <w:tcBorders>
-              <w:top w:val="single" w:color="auto" w:sz="4" w:space="0"/>
-              <w:left w:val="single" w:color="auto" w:sz="4" w:space="0"/>
-              <w:bottom w:val="single" w:color="auto" w:sz="4" w:space="0"/>
-              <w:right w:val="single" w:color="auto" w:sz="4" w:space="0"/>
-            </w:tcBorders>
-            <w:noWrap w:val="0"/>
-            <w:vAlign w:val="center"/>
-          </w:tcPr>
-          <w:p>
-            <w:pPr>
-              <w:jc w:val="center"/>
-              <w:rPr>
-                <w:rFonts w:ascii="楷体_GB2312" w:eastAsia="楷体_GB2312"/>
-                <w:b/>
-                <w:bCs/>
-                <w:sz w:val="28"/>
-                <w:szCs w:val="28"/>
-              </w:rPr>
-            </w:pPr>
-            <w:r>
-              <w:rPr>
-                <w:rFonts w:hint="eastAsia" w:ascii="楷体_GB2312" w:eastAsia="楷体_GB2312"/>
-                <w:b/>
-                <w:bCs/>
-                <w:sz w:val="28"/>
-                <w:szCs w:val="28"/>
-              </w:rPr>
-              <w:t>审</w:t>
-            </w:r>
-            <w:r>
-              <w:rPr>
-                <w:rFonts w:ascii="楷体_GB2312" w:eastAsia="楷体_GB2312"/>
-                <w:b/>
-                <w:bCs/>
-                <w:sz w:val="28"/>
-                <w:szCs w:val="28"/>
-              </w:rPr>
-              <w:t xml:space="preserve"> </w:t>
-            </w:r>
-            <w:r>
-              <w:rPr>
-                <w:rFonts w:hint="eastAsia" w:ascii="楷体_GB2312" w:eastAsia="楷体_GB2312"/>
-                <w:b/>
-                <w:bCs/>
-                <w:sz w:val="28"/>
-                <w:szCs w:val="28"/>
-              </w:rPr>
-              <w:t>级</w:t>
-            </w:r>
-          </w:p>
-        </w:tc>
-        <w:tc>
-          <w:tcPr>
-            <w:tcW w:w="2880" w:type="dxa"/>
-            <w:gridSpan w:val="2"/>
-            <w:tcBorders>
-              <w:top w:val="single" w:color="auto" w:sz="4" w:space="0"/>
-              <w:left w:val="single" w:color="auto" w:sz="4" w:space="0"/>
-              <w:bottom w:val="single" w:color="auto" w:sz="4" w:space="0"/>
-              <w:right w:val="single" w:color="auto" w:sz="4" w:space="0"/>
-            </w:tcBorders>
-            <w:noWrap w:val="0"/>
-            <w:vAlign w:val="top"/>
-          </w:tcPr>
-          <w:p>
-            <w:pPr>
-              <w:rPr>
-                <w:rFonts w:ascii="楷体_GB2312" w:eastAsia="楷体_GB2312"/>
-                <w:b/>
-                <w:bCs/>
-                <w:sz w:val="28"/>
-                <w:szCs w:val="28"/>
-              </w:rPr>
-            </w:pPr>
-            <w:r>
-              <w:rPr>
-                <w:rFonts w:ascii="楷体_GB2312" w:eastAsia="楷体_GB2312"/>
-                <w:b/>
-                <w:bCs/>
-                <w:sz w:val="28"/>
-                <w:szCs w:val="28"/>
-              </w:rPr>
-              <w:t> </w:t>
-            </w:r>
-          </w:p>
-          <w:p>
-            <w:pPr>
-              <w:ind w:firstLine="281" w:firstLineChars="100"/>
-              <w:rPr>
-                <w:rFonts w:hint="default" w:ascii="楷体_GB2312" w:eastAsia="楷体_GB2312"/>
-                <w:b/>
-                <w:bCs/>
-                <w:sz w:val="28"/>
-                <w:szCs w:val="28"/>
-                <w:lang w:val="en-US" w:eastAsia="zh-CN"/>
-              </w:rPr>
-            </w:pPr>
-            <w:r>
-              <w:rPr>
-                <w:rFonts w:hint="eastAsia" w:ascii="楷体_GB2312" w:eastAsia="楷体_GB2312"/>
-                <w:b/>
-                <w:bCs/>
-                <w:color w:val="FF0000"/>
-                <w:sz w:val="28"/>
-                <w:szCs w:val="28"/>
-                <w:lang w:val="en-US" w:eastAsia="zh-CN"/>
-              </w:rPr>
-              <w:t>【一审、二审（如有）、执行】</w:t>
+              <w:t>【判决书中的原告】</w:t>
             </w:r>
           </w:p>
         </w:tc>
@@ -1291,6 +670,9 @@
             <w:right w:w="108" w:type="dxa"/>
           </w:tblCellMar>
         </w:tblPrEx>
+        <w:trPr>
+          <w:wBefore w:w="0" w:type="auto"/>
+        </w:trPr>
         <w:tc>
           <w:tcPr>
             <w:tcW w:w="1668" w:type="dxa"/>
@@ -1322,7 +704,7 @@
                 <w:sz w:val="28"/>
                 <w:szCs w:val="28"/>
               </w:rPr>
-              <w:t>法院收案号</w:t>
+              <w:t>对方当事人</w:t>
             </w:r>
           </w:p>
         </w:tc>
@@ -1341,42 +723,50 @@
           </w:tcPr>
           <w:p>
             <w:pPr>
+              <w:ind w:firstLine="281" w:firstLineChars="100"/>
               <w:jc w:val="center"/>
               <w:rPr>
-                <w:rFonts w:hint="eastAsia" w:ascii="楷体_GB2312" w:eastAsia="楷体_GB2312"/>
-                <w:b/>
-                <w:bCs/>
+                <w:rFonts w:ascii="楷体_GB2312" w:eastAsia="楷体_GB2312"/>
+                <w:sz w:val="28"/>
+                <w:szCs w:val="28"/>
+              </w:rPr>
+            </w:pPr>
+            <w:r>
+              <w:rPr>
+                <w:rFonts w:hint="eastAsia" w:ascii="新宋体" w:hAnsi="新宋体" w:eastAsia="新宋体"/>
+                <w:b/>
+                <w:bCs/>
+                <w:color w:val="FF0000"/>
                 <w:sz w:val="28"/>
                 <w:szCs w:val="28"/>
                 <w:lang w:eastAsia="zh-CN"/>
               </w:rPr>
-            </w:pPr>
-            <w:r>
-              <w:rPr>
-                <w:rFonts w:hint="eastAsia" w:ascii="楷体_GB2312" w:eastAsia="楷体_GB2312"/>
+              <w:t>【</w:t>
+            </w:r>
+            <w:r>
+              <w:rPr>
+                <w:rFonts w:hint="eastAsia" w:ascii="新宋体" w:hAnsi="新宋体" w:eastAsia="新宋体"/>
                 <w:b/>
                 <w:bCs/>
                 <w:color w:val="FF0000"/>
                 <w:sz w:val="28"/>
                 <w:szCs w:val="28"/>
+                <w:lang w:val="en-US" w:eastAsia="zh-CN"/>
+              </w:rPr>
+              <w:t>判决书中的被告</w:t>
+            </w:r>
+            <w:r>
+              <w:rPr>
+                <w:rFonts w:hint="eastAsia" w:ascii="新宋体" w:hAnsi="新宋体" w:eastAsia="新宋体"/>
+                <w:b/>
+                <w:bCs/>
+                <w:color w:val="FF0000"/>
+                <w:sz w:val="28"/>
+                <w:szCs w:val="28"/>
                 <w:lang w:eastAsia="zh-CN"/>
               </w:rPr>
-              <w:t>【</w:t>
-            </w:r>
-            <w:r>
-              <w:rPr>
-                <w:rFonts w:hint="eastAsia" w:ascii="楷体_GB2312" w:eastAsia="楷体_GB2312"/>
-                <w:b/>
-                <w:bCs/>
-                <w:color w:val="FF0000"/>
-                <w:sz w:val="28"/>
-                <w:szCs w:val="28"/>
-                <w:lang w:val="en-US" w:eastAsia="zh-CN"/>
-              </w:rPr>
-              <w:t>一审案号（民事判决书的案号）、二审案号（如有）、执行案号（执行裁定书中的案号）参考格式：（2023）粤0605民初18549号、（2023）粤06民终15469号、（2024）粤0605执7816号】</w:t>
-            </w:r>
-            <w:bookmarkStart w:id="0" w:name="_GoBack"/>
-            <w:bookmarkEnd w:id="0"/>
+              <w:t>】</w:t>
+            </w:r>
           </w:p>
         </w:tc>
       </w:tr>
@@ -1397,6 +787,10 @@
             <w:right w:w="108" w:type="dxa"/>
           </w:tblCellMar>
         </w:tblPrEx>
+        <w:trPr>
+          <w:wBefore w:w="0" w:type="auto"/>
+          <w:trHeight w:val="842" w:hRule="atLeast"/>
+        </w:trPr>
         <w:tc>
           <w:tcPr>
             <w:tcW w:w="1668" w:type="dxa"/>
@@ -1428,73 +822,27 @@
                 <w:sz w:val="28"/>
                 <w:szCs w:val="28"/>
               </w:rPr>
-              <w:t>审</w:t>
-            </w:r>
-          </w:p>
-          <w:p>
-            <w:pPr>
-              <w:jc w:val="center"/>
-              <w:rPr>
-                <w:rFonts w:ascii="楷体_GB2312" w:eastAsia="楷体_GB2312"/>
-                <w:b/>
-                <w:bCs/>
-                <w:sz w:val="28"/>
-                <w:szCs w:val="28"/>
-              </w:rPr>
-            </w:pPr>
-            <w:r>
-              <w:rPr>
-                <w:rFonts w:hint="eastAsia" w:ascii="楷体_GB2312" w:eastAsia="楷体_GB2312"/>
-                <w:b/>
-                <w:bCs/>
-                <w:sz w:val="28"/>
-                <w:szCs w:val="28"/>
-              </w:rPr>
-              <w:t>（办）</w:t>
-            </w:r>
-          </w:p>
-          <w:p>
-            <w:pPr>
-              <w:jc w:val="center"/>
-              <w:rPr>
-                <w:rFonts w:ascii="楷体_GB2312" w:eastAsia="楷体_GB2312"/>
-                <w:b/>
-                <w:bCs/>
-                <w:sz w:val="28"/>
-                <w:szCs w:val="28"/>
-              </w:rPr>
-            </w:pPr>
-            <w:r>
-              <w:rPr>
-                <w:rFonts w:hint="eastAsia" w:ascii="楷体_GB2312" w:eastAsia="楷体_GB2312"/>
-                <w:b/>
-                <w:bCs/>
-                <w:sz w:val="28"/>
-                <w:szCs w:val="28"/>
-              </w:rPr>
-              <w:t>结</w:t>
-            </w:r>
-          </w:p>
-          <w:p>
-            <w:pPr>
-              <w:jc w:val="center"/>
-              <w:rPr>
-                <w:rFonts w:ascii="楷体_GB2312" w:eastAsia="楷体_GB2312"/>
-                <w:b/>
-                <w:bCs/>
-                <w:sz w:val="28"/>
-                <w:szCs w:val="28"/>
-              </w:rPr>
-            </w:pPr>
-            <w:r>
-              <w:rPr>
-                <w:rFonts w:hint="eastAsia" w:ascii="楷体_GB2312" w:eastAsia="楷体_GB2312"/>
-                <w:b/>
-                <w:bCs/>
-                <w:sz w:val="28"/>
-                <w:szCs w:val="28"/>
-              </w:rPr>
-              <w:t>果</w:t>
+              <w:t>案</w:t>
+            </w:r>
+            <w:r>
+              <w:rPr>
+                <w:rFonts w:ascii="楷体_GB2312" w:eastAsia="楷体_GB2312"/>
+                <w:b/>
+                <w:bCs/>
+                <w:sz w:val="28"/>
+                <w:szCs w:val="28"/>
+              </w:rPr>
+              <w:t xml:space="preserve">   </w:t>
+            </w:r>
+            <w:r>
+              <w:rPr>
+                <w:rFonts w:hint="eastAsia" w:ascii="楷体_GB2312" w:eastAsia="楷体_GB2312"/>
+                <w:b/>
+                <w:bCs/>
+                <w:sz w:val="28"/>
+                <w:szCs w:val="28"/>
+              </w:rPr>
+              <w:t>由</w:t>
             </w:r>
           </w:p>
         </w:tc>
@@ -1513,13 +861,41 @@
           </w:tcPr>
           <w:p>
             <w:pPr>
-              <w:rPr>
-                <w:rFonts w:hint="default" w:ascii="楷体_GB2312" w:eastAsia="楷体_GB2312"/>
+              <w:ind w:firstLine="281" w:firstLineChars="100"/>
+              <w:jc w:val="center"/>
+              <w:rPr>
+                <w:rFonts w:hint="eastAsia" w:ascii="楷体_GB2312" w:eastAsia="楷体_GB2312"/>
+                <w:b/>
+                <w:bCs/>
+                <w:sz w:val="28"/>
+                <w:szCs w:val="28"/>
+                <w:lang w:eastAsia="zh-CN"/>
+              </w:rPr>
+            </w:pPr>
+            <w:r>
+              <w:rPr>
+                <w:rFonts w:hint="eastAsia" w:ascii="楷体_GB2312" w:eastAsia="楷体_GB2312"/>
+                <w:b/>
+                <w:bCs/>
+                <w:color w:val="FF0000"/>
+                <w:sz w:val="28"/>
+                <w:szCs w:val="28"/>
+                <w:lang w:eastAsia="zh-CN"/>
+              </w:rPr>
+              <w:t>【</w:t>
+            </w:r>
+            <w:r>
+              <w:rPr>
+                <w:rFonts w:hint="eastAsia" w:ascii="楷体_GB2312" w:eastAsia="楷体_GB2312"/>
+                <w:b/>
+                <w:bCs/>
+                <w:color w:val="FF0000"/>
                 <w:sz w:val="28"/>
                 <w:szCs w:val="28"/>
                 <w:lang w:val="en-US" w:eastAsia="zh-CN"/>
               </w:rPr>
-            </w:pPr>
+              <w:t>判决书内确认的案由（被告主体信息后的下一段会注明原告XXX诉被告XXXAAA一案，AAA就是案由）</w:t>
+            </w:r>
             <w:r>
               <w:rPr>
                 <w:rFonts w:hint="eastAsia" w:ascii="楷体_GB2312" w:eastAsia="楷体_GB2312"/>
@@ -1530,19 +906,7 @@
                 <w:szCs w:val="28"/>
                 <w:lang w:eastAsia="zh-CN"/>
               </w:rPr>
-              <w:t>【《律师业务卷宗（银行案)》</w:t>
-            </w:r>
-            <w:r>
-              <w:rPr>
-                <w:rFonts w:hint="eastAsia" w:ascii="楷体_GB2312" w:eastAsia="楷体_GB2312"/>
-                <w:b/>
-                <w:bCs/>
-                <w:color w:val="FF0000"/>
-                <w:sz w:val="28"/>
-                <w:szCs w:val="28"/>
-                <w:lang w:val="en-US" w:eastAsia="zh-CN"/>
-              </w:rPr>
-              <w:t>sheet1的I列，根据判决书、执行裁定书的内容，匹配最相近的选项填写】</w:t>
+              <w:t>】</w:t>
             </w:r>
           </w:p>
         </w:tc>
@@ -1564,6 +928,10 @@
             <w:right w:w="108" w:type="dxa"/>
           </w:tblCellMar>
         </w:tblPrEx>
+        <w:trPr>
+          <w:wBefore w:w="0" w:type="auto"/>
+          <w:trHeight w:val="615" w:hRule="atLeast"/>
+        </w:trPr>
         <w:tc>
           <w:tcPr>
             <w:tcW w:w="1668" w:type="dxa"/>
@@ -1595,14 +963,14 @@
                 <w:sz w:val="28"/>
                 <w:szCs w:val="28"/>
               </w:rPr>
-              <w:t>归档日期</w:t>
-            </w:r>
-          </w:p>
-        </w:tc>
-        <w:tc>
-          <w:tcPr>
-            <w:tcW w:w="7260" w:type="dxa"/>
-            <w:gridSpan w:val="5"/>
+              <w:t>收案日期</w:t>
+            </w:r>
+          </w:p>
+        </w:tc>
+        <w:tc>
+          <w:tcPr>
+            <w:tcW w:w="2940" w:type="dxa"/>
+            <w:gridSpan w:val="2"/>
             <w:tcBorders>
               <w:top w:val="single" w:color="auto" w:sz="4" w:space="0"/>
               <w:left w:val="single" w:color="auto" w:sz="4" w:space="0"/>
@@ -1617,6 +985,78 @@
               <w:rPr>
                 <w:rFonts w:ascii="楷体_GB2312" w:eastAsia="楷体_GB2312"/>
                 <w:b/>
+                <w:bCs/>
+                <w:sz w:val="28"/>
+                <w:szCs w:val="28"/>
+              </w:rPr>
+            </w:pPr>
+            <w:r>
+              <w:rPr>
+                <w:rFonts w:hint="eastAsia"/>
+                <w:b/>
+                <w:bCs/>
+                <w:color w:val="FF0000"/>
+                <w:sz w:val="28"/>
+                <w:lang w:val="en-US" w:eastAsia="zh-CN"/>
+              </w:rPr>
+              <w:t>【委托代理合同中落款日期】</w:t>
+            </w:r>
+          </w:p>
+        </w:tc>
+        <w:tc>
+          <w:tcPr>
+            <w:tcW w:w="1440" w:type="dxa"/>
+            <w:tcBorders>
+              <w:top w:val="single" w:color="auto" w:sz="4" w:space="0"/>
+              <w:left w:val="single" w:color="auto" w:sz="4" w:space="0"/>
+              <w:bottom w:val="single" w:color="auto" w:sz="4" w:space="0"/>
+              <w:right w:val="single" w:color="auto" w:sz="4" w:space="0"/>
+            </w:tcBorders>
+            <w:noWrap w:val="0"/>
+            <w:vAlign w:val="center"/>
+          </w:tcPr>
+          <w:p>
+            <w:pPr>
+              <w:jc w:val="center"/>
+              <w:rPr>
+                <w:rFonts w:ascii="楷体_GB2312" w:eastAsia="楷体_GB2312"/>
+                <w:b/>
+                <w:bCs/>
+                <w:sz w:val="28"/>
+                <w:szCs w:val="28"/>
+              </w:rPr>
+            </w:pPr>
+            <w:r>
+              <w:rPr>
+                <w:rFonts w:hint="eastAsia" w:ascii="楷体_GB2312" w:eastAsia="楷体_GB2312"/>
+                <w:b/>
+                <w:bCs/>
+                <w:sz w:val="28"/>
+                <w:szCs w:val="28"/>
+              </w:rPr>
+              <w:t>结案日期</w:t>
+            </w:r>
+          </w:p>
+        </w:tc>
+        <w:tc>
+          <w:tcPr>
+            <w:tcW w:w="2880" w:type="dxa"/>
+            <w:gridSpan w:val="2"/>
+            <w:tcBorders>
+              <w:top w:val="single" w:color="auto" w:sz="4" w:space="0"/>
+              <w:left w:val="single" w:color="auto" w:sz="4" w:space="0"/>
+              <w:bottom w:val="single" w:color="auto" w:sz="4" w:space="0"/>
+              <w:right w:val="single" w:color="auto" w:sz="4" w:space="0"/>
+            </w:tcBorders>
+            <w:noWrap w:val="0"/>
+            <w:vAlign w:val="top"/>
+          </w:tcPr>
+          <w:p>
+            <w:pPr>
+              <w:rPr>
+                <w:rFonts w:ascii="楷体_GB2312" w:eastAsia="楷体_GB2312"/>
+                <w:b/>
+                <w:bCs/>
                 <w:sz w:val="28"/>
                 <w:szCs w:val="28"/>
               </w:rPr>
@@ -1653,6 +1093,10 @@
             <w:right w:w="108" w:type="dxa"/>
           </w:tblCellMar>
         </w:tblPrEx>
+        <w:trPr>
+          <w:wBefore w:w="0" w:type="auto"/>
+          <w:trHeight w:val="828" w:hRule="atLeast"/>
+        </w:trPr>
         <w:tc>
           <w:tcPr>
             <w:tcW w:w="1668" w:type="dxa"/>
@@ -1684,47 +1128,7 @@
                 <w:sz w:val="28"/>
                 <w:szCs w:val="28"/>
               </w:rPr>
-              <w:t>立</w:t>
-            </w:r>
-            <w:r>
-              <w:rPr>
-                <w:rFonts w:ascii="楷体_GB2312" w:eastAsia="楷体_GB2312"/>
-                <w:b/>
-                <w:bCs/>
-                <w:sz w:val="28"/>
-                <w:szCs w:val="28"/>
-              </w:rPr>
-              <w:t xml:space="preserve"> </w:t>
-            </w:r>
-            <w:r>
-              <w:rPr>
-                <w:rFonts w:hint="eastAsia" w:ascii="楷体_GB2312" w:eastAsia="楷体_GB2312"/>
-                <w:b/>
-                <w:bCs/>
-                <w:sz w:val="28"/>
-                <w:szCs w:val="28"/>
-              </w:rPr>
-              <w:t>卷</w:t>
-            </w:r>
-            <w:r>
-              <w:rPr>
-                <w:rFonts w:ascii="楷体_GB2312" w:eastAsia="楷体_GB2312"/>
-                <w:b/>
-                <w:bCs/>
-                <w:sz w:val="28"/>
-                <w:szCs w:val="28"/>
-              </w:rPr>
-              <w:t xml:space="preserve"> </w:t>
-            </w:r>
-            <w:r>
-              <w:rPr>
-                <w:rFonts w:hint="eastAsia" w:ascii="楷体_GB2312" w:eastAsia="楷体_GB2312"/>
-                <w:b/>
-                <w:bCs/>
-                <w:sz w:val="28"/>
-                <w:szCs w:val="28"/>
-              </w:rPr>
-              <w:t>人</w:t>
+              <w:t>审理法院</w:t>
             </w:r>
           </w:p>
         </w:tc>
@@ -1744,6 +1148,99 @@
           <w:p>
             <w:pPr>
               <w:rPr>
+                <w:rFonts w:hint="default" w:ascii="楷体_GB2312" w:eastAsia="楷体_GB2312"/>
+                <w:b/>
+                <w:bCs/>
+                <w:sz w:val="28"/>
+                <w:szCs w:val="28"/>
+                <w:lang w:val="en-US" w:eastAsia="zh-CN"/>
+              </w:rPr>
+            </w:pPr>
+            <w:r>
+              <w:rPr>
+                <w:rFonts w:hint="eastAsia" w:ascii="楷体_GB2312" w:eastAsia="楷体_GB2312"/>
+                <w:b/>
+                <w:bCs/>
+                <w:color w:val="FF0000"/>
+                <w:sz w:val="28"/>
+                <w:szCs w:val="28"/>
+                <w:lang w:val="en-US" w:eastAsia="zh-CN"/>
+              </w:rPr>
+              <w:t>【民事判决书的落款法院（如果有二审需要一并罗列进该项）】</w:t>
+            </w:r>
+          </w:p>
+        </w:tc>
+        <w:tc>
+          <w:tcPr>
+            <w:tcW w:w="1440" w:type="dxa"/>
+            <w:tcBorders>
+              <w:top w:val="single" w:color="auto" w:sz="4" w:space="0"/>
+              <w:left w:val="single" w:color="auto" w:sz="4" w:space="0"/>
+              <w:bottom w:val="single" w:color="auto" w:sz="4" w:space="0"/>
+              <w:right w:val="single" w:color="auto" w:sz="4" w:space="0"/>
+            </w:tcBorders>
+            <w:noWrap w:val="0"/>
+            <w:vAlign w:val="center"/>
+          </w:tcPr>
+          <w:p>
+            <w:pPr>
+              <w:jc w:val="center"/>
+              <w:rPr>
+                <w:rFonts w:ascii="楷体_GB2312" w:eastAsia="楷体_GB2312"/>
+                <w:b/>
+                <w:bCs/>
+                <w:sz w:val="28"/>
+                <w:szCs w:val="28"/>
+              </w:rPr>
+            </w:pPr>
+            <w:r>
+              <w:rPr>
+                <w:rFonts w:hint="eastAsia" w:ascii="楷体_GB2312" w:eastAsia="楷体_GB2312"/>
+                <w:b/>
+                <w:bCs/>
+                <w:sz w:val="28"/>
+                <w:szCs w:val="28"/>
+              </w:rPr>
+              <w:t>审</w:t>
+            </w:r>
+            <w:r>
+              <w:rPr>
+                <w:rFonts w:ascii="楷体_GB2312" w:eastAsia="楷体_GB2312"/>
+                <w:b/>
+                <w:bCs/>
+                <w:sz w:val="28"/>
+                <w:szCs w:val="28"/>
+              </w:rPr>
+              <w:t xml:space="preserve"> </w:t>
+            </w:r>
+            <w:r>
+              <w:rPr>
+                <w:rFonts w:hint="eastAsia" w:ascii="楷体_GB2312" w:eastAsia="楷体_GB2312"/>
+                <w:b/>
+                <w:bCs/>
+                <w:sz w:val="28"/>
+                <w:szCs w:val="28"/>
+              </w:rPr>
+              <w:t>级</w:t>
+            </w:r>
+          </w:p>
+        </w:tc>
+        <w:tc>
+          <w:tcPr>
+            <w:tcW w:w="2880" w:type="dxa"/>
+            <w:gridSpan w:val="2"/>
+            <w:tcBorders>
+              <w:top w:val="single" w:color="auto" w:sz="4" w:space="0"/>
+              <w:left w:val="single" w:color="auto" w:sz="4" w:space="0"/>
+              <w:bottom w:val="single" w:color="auto" w:sz="4" w:space="0"/>
+              <w:right w:val="single" w:color="auto" w:sz="4" w:space="0"/>
+            </w:tcBorders>
+            <w:noWrap w:val="0"/>
+            <w:vAlign w:val="top"/>
+          </w:tcPr>
+          <w:p>
+            <w:pPr>
+              <w:rPr>
                 <w:rFonts w:ascii="楷体_GB2312" w:eastAsia="楷体_GB2312"/>
                 <w:b/>
                 <w:bCs/>
@@ -1761,9 +1258,22 @@
               </w:rPr>
               <w:t> </w:t>
             </w:r>
-            <w:r>
-              <w:rPr>
-                <w:rFonts w:hint="eastAsia" w:ascii="新宋体" w:hAnsi="新宋体" w:eastAsia="新宋体"/>
+          </w:p>
+          <w:p>
+            <w:pPr>
+              <w:ind w:firstLine="281" w:firstLineChars="100"/>
+              <w:rPr>
+                <w:rFonts w:hint="default" w:ascii="楷体_GB2312" w:eastAsia="楷体_GB2312"/>
+                <w:b/>
+                <w:bCs/>
+                <w:sz w:val="28"/>
+                <w:szCs w:val="28"/>
+                <w:lang w:val="en-US" w:eastAsia="zh-CN"/>
+              </w:rPr>
+            </w:pPr>
+            <w:r>
+              <w:rPr>
+                <w:rFonts w:hint="eastAsia" w:ascii="楷体_GB2312" w:eastAsia="楷体_GB2312"/>
                 <w:b/>
                 <w:bCs/>
                 <w:color w:val="FF0000"/>
@@ -1771,107 +1281,7 @@
                 <w:szCs w:val="28"/>
                 <w:lang w:val="en-US" w:eastAsia="zh-CN"/>
               </w:rPr>
-              <w:t>【留空】</w:t>
-            </w:r>
-          </w:p>
-        </w:tc>
-        <w:tc>
-          <w:tcPr>
-            <w:tcW w:w="1780" w:type="dxa"/>
-            <w:gridSpan w:val="2"/>
-            <w:tcBorders>
-              <w:top w:val="single" w:color="auto" w:sz="4" w:space="0"/>
-              <w:left w:val="single" w:color="auto" w:sz="4" w:space="0"/>
-              <w:bottom w:val="single" w:color="auto" w:sz="4" w:space="0"/>
-              <w:right w:val="single" w:color="auto" w:sz="4" w:space="0"/>
-            </w:tcBorders>
-            <w:noWrap w:val="0"/>
-            <w:vAlign w:val="center"/>
-          </w:tcPr>
-          <w:p>
-            <w:pPr>
-              <w:jc w:val="center"/>
-              <w:rPr>
-                <w:rFonts w:ascii="楷体_GB2312" w:eastAsia="楷体_GB2312"/>
-                <w:b/>
-                <w:bCs/>
-                <w:sz w:val="28"/>
-                <w:szCs w:val="28"/>
-              </w:rPr>
-            </w:pPr>
-            <w:r>
-              <w:rPr>
-                <w:rFonts w:hint="eastAsia" w:ascii="楷体_GB2312" w:eastAsia="楷体_GB2312"/>
-                <w:b/>
-                <w:bCs/>
-                <w:sz w:val="28"/>
-                <w:szCs w:val="28"/>
-              </w:rPr>
-              <w:t>卷内页数</w:t>
-            </w:r>
-          </w:p>
-        </w:tc>
-        <w:tc>
-          <w:tcPr>
-            <w:tcW w:w="2540" w:type="dxa"/>
-            <w:tcBorders>
-              <w:top w:val="single" w:color="auto" w:sz="4" w:space="0"/>
-              <w:left w:val="single" w:color="auto" w:sz="4" w:space="0"/>
-              <w:bottom w:val="single" w:color="auto" w:sz="4" w:space="0"/>
-              <w:right w:val="single" w:color="auto" w:sz="4" w:space="0"/>
-            </w:tcBorders>
-            <w:noWrap w:val="0"/>
-            <w:vAlign w:val="top"/>
-          </w:tcPr>
-          <w:p>
-            <w:pPr>
-              <w:rPr>
-                <w:rFonts w:ascii="楷体_GB2312" w:eastAsia="楷体_GB2312"/>
-                <w:b/>
-                <w:bCs/>
-                <w:sz w:val="28"/>
-                <w:szCs w:val="28"/>
-              </w:rPr>
-            </w:pPr>
-            <w:r>
-              <w:rPr>
-                <w:rFonts w:ascii="楷体_GB2312" w:eastAsia="楷体_GB2312"/>
-                <w:b/>
-                <w:bCs/>
-                <w:sz w:val="28"/>
-                <w:szCs w:val="28"/>
-              </w:rPr>
-              <w:t xml:space="preserve">         </w:t>
-            </w:r>
-            <w:r>
-              <w:rPr>
-                <w:rFonts w:hint="eastAsia" w:ascii="楷体_GB2312" w:eastAsia="楷体_GB2312"/>
-                <w:b/>
-                <w:bCs/>
-                <w:sz w:val="28"/>
-                <w:szCs w:val="28"/>
-              </w:rPr>
-              <w:t xml:space="preserve">  </w:t>
-            </w:r>
-            <w:r>
-              <w:rPr>
-                <w:rFonts w:ascii="楷体_GB2312" w:eastAsia="楷体_GB2312"/>
-                <w:b/>
-                <w:bCs/>
-                <w:sz w:val="28"/>
-                <w:szCs w:val="28"/>
-              </w:rPr>
-              <w:t xml:space="preserve">  </w:t>
-            </w:r>
-            <w:r>
-              <w:rPr>
-                <w:rFonts w:hint="eastAsia" w:ascii="楷体_GB2312" w:eastAsia="楷体_GB2312"/>
-                <w:b/>
-                <w:bCs/>
-                <w:sz w:val="28"/>
-                <w:szCs w:val="28"/>
-              </w:rPr>
-              <w:t>页</w:t>
+              <w:t>【一审、二审（如有）、执行】</w:t>
             </w:r>
           </w:p>
         </w:tc>
@@ -1893,6 +1303,9 @@
             <w:right w:w="108" w:type="dxa"/>
           </w:tblCellMar>
         </w:tblPrEx>
+        <w:trPr>
+          <w:wBefore w:w="0" w:type="auto"/>
+        </w:trPr>
         <w:tc>
           <w:tcPr>
             <w:tcW w:w="1668" w:type="dxa"/>
@@ -1924,54 +1337,14 @@
                 <w:sz w:val="28"/>
                 <w:szCs w:val="28"/>
               </w:rPr>
-              <w:t>档</w:t>
-            </w:r>
-            <w:r>
-              <w:rPr>
-                <w:rFonts w:ascii="楷体_GB2312" w:eastAsia="楷体_GB2312"/>
-                <w:b/>
-                <w:bCs/>
-                <w:sz w:val="28"/>
-                <w:szCs w:val="28"/>
-              </w:rPr>
-              <w:t xml:space="preserve"> </w:t>
-            </w:r>
-            <w:r>
-              <w:rPr>
-                <w:rFonts w:hint="eastAsia" w:ascii="楷体_GB2312" w:eastAsia="楷体_GB2312"/>
-                <w:b/>
-                <w:bCs/>
-                <w:sz w:val="28"/>
-                <w:szCs w:val="28"/>
-              </w:rPr>
-              <w:t>案</w:t>
-            </w:r>
-            <w:r>
-              <w:rPr>
-                <w:rFonts w:ascii="楷体_GB2312" w:eastAsia="楷体_GB2312"/>
-                <w:b/>
-                <w:bCs/>
-                <w:sz w:val="28"/>
-                <w:szCs w:val="28"/>
-              </w:rPr>
-              <w:t xml:space="preserve"> </w:t>
-            </w:r>
-            <w:r>
-              <w:rPr>
-                <w:rFonts w:hint="eastAsia" w:ascii="楷体_GB2312" w:eastAsia="楷体_GB2312"/>
-                <w:b/>
-                <w:bCs/>
-                <w:sz w:val="28"/>
-                <w:szCs w:val="28"/>
-              </w:rPr>
-              <w:t>号</w:t>
-            </w:r>
-          </w:p>
-        </w:tc>
-        <w:tc>
-          <w:tcPr>
-            <w:tcW w:w="2940" w:type="dxa"/>
-            <w:gridSpan w:val="2"/>
+              <w:t>法院收案号</w:t>
+            </w:r>
+          </w:p>
+        </w:tc>
+        <w:tc>
+          <w:tcPr>
+            <w:tcW w:w="7260" w:type="dxa"/>
+            <w:gridSpan w:val="5"/>
             <w:tcBorders>
               <w:top w:val="single" w:color="auto" w:sz="4" w:space="0"/>
               <w:left w:val="single" w:color="auto" w:sz="4" w:space="0"/>
@@ -1983,93 +1356,40 @@
           </w:tcPr>
           <w:p>
             <w:pPr>
-              <w:rPr>
-                <w:rFonts w:ascii="楷体_GB2312" w:eastAsia="楷体_GB2312"/>
-                <w:b/>
-                <w:bCs/>
-                <w:sz w:val="28"/>
-                <w:szCs w:val="28"/>
-              </w:rPr>
-            </w:pPr>
-            <w:r>
-              <w:rPr>
-                <w:rFonts w:ascii="楷体_GB2312" w:eastAsia="楷体_GB2312"/>
-                <w:b/>
-                <w:bCs/>
-                <w:sz w:val="28"/>
-                <w:szCs w:val="28"/>
-              </w:rPr>
-              <w:t> </w:t>
-            </w:r>
-          </w:p>
-        </w:tc>
-        <w:tc>
-          <w:tcPr>
-            <w:tcW w:w="1780" w:type="dxa"/>
-            <w:gridSpan w:val="2"/>
-            <w:tcBorders>
-              <w:top w:val="single" w:color="auto" w:sz="4" w:space="0"/>
-              <w:left w:val="single" w:color="auto" w:sz="4" w:space="0"/>
-              <w:bottom w:val="single" w:color="auto" w:sz="4" w:space="0"/>
-              <w:right w:val="single" w:color="auto" w:sz="4" w:space="0"/>
-            </w:tcBorders>
-            <w:noWrap w:val="0"/>
-            <w:vAlign w:val="top"/>
-          </w:tcPr>
-          <w:p>
-            <w:pPr>
-              <w:rPr>
-                <w:rFonts w:ascii="楷体_GB2312" w:eastAsia="楷体_GB2312"/>
-                <w:b/>
-                <w:bCs/>
-                <w:sz w:val="28"/>
-                <w:szCs w:val="28"/>
-              </w:rPr>
-            </w:pPr>
-            <w:r>
-              <w:rPr>
-                <w:rFonts w:ascii="楷体_GB2312" w:eastAsia="楷体_GB2312"/>
-                <w:b/>
-                <w:bCs/>
-                <w:sz w:val="28"/>
-                <w:szCs w:val="28"/>
-              </w:rPr>
-              <w:t> </w:t>
-            </w:r>
-            <w:r>
-              <w:rPr>
-                <w:rFonts w:hint="eastAsia" w:ascii="楷体_GB2312" w:eastAsia="楷体_GB2312"/>
-                <w:b/>
-                <w:bCs/>
-                <w:sz w:val="28"/>
-                <w:szCs w:val="28"/>
-              </w:rPr>
-              <w:t>保存年限</w:t>
-            </w:r>
-          </w:p>
-        </w:tc>
-        <w:tc>
-          <w:tcPr>
-            <w:tcW w:w="2540" w:type="dxa"/>
-            <w:tcBorders>
-              <w:top w:val="single" w:color="auto" w:sz="4" w:space="0"/>
-              <w:left w:val="single" w:color="auto" w:sz="4" w:space="0"/>
-              <w:bottom w:val="single" w:color="auto" w:sz="4" w:space="0"/>
-              <w:right w:val="single" w:color="auto" w:sz="4" w:space="0"/>
-            </w:tcBorders>
-            <w:noWrap w:val="0"/>
-            <w:vAlign w:val="top"/>
-          </w:tcPr>
-          <w:p>
-            <w:pPr>
-              <w:rPr>
-                <w:rFonts w:ascii="楷体_GB2312" w:eastAsia="楷体_GB2312"/>
-                <w:b/>
-                <w:bCs/>
-                <w:sz w:val="28"/>
-                <w:szCs w:val="28"/>
-              </w:rPr>
-            </w:pPr>
+              <w:jc w:val="center"/>
+              <w:rPr>
+                <w:rFonts w:hint="eastAsia" w:ascii="楷体_GB2312" w:eastAsia="楷体_GB2312"/>
+                <w:b/>
+                <w:bCs/>
+                <w:sz w:val="28"/>
+                <w:szCs w:val="28"/>
+                <w:lang w:eastAsia="zh-CN"/>
+              </w:rPr>
+            </w:pPr>
+            <w:r>
+              <w:rPr>
+                <w:rFonts w:hint="eastAsia" w:ascii="楷体_GB2312" w:eastAsia="楷体_GB2312"/>
+                <w:b/>
+                <w:bCs/>
+                <w:color w:val="FF0000"/>
+                <w:sz w:val="28"/>
+                <w:szCs w:val="28"/>
+                <w:lang w:eastAsia="zh-CN"/>
+              </w:rPr>
+              <w:t>【</w:t>
+            </w:r>
+            <w:r>
+              <w:rPr>
+                <w:rFonts w:hint="eastAsia" w:ascii="楷体_GB2312" w:eastAsia="楷体_GB2312"/>
+                <w:b/>
+                <w:bCs/>
+                <w:color w:val="FF0000"/>
+                <w:sz w:val="28"/>
+                <w:szCs w:val="28"/>
+                <w:lang w:val="en-US" w:eastAsia="zh-CN"/>
+              </w:rPr>
+              <w:t>一审案号（民事判决书的案号）、二审案号（如有）、执行案号（执行裁定书中的案号）】参考格式：（2023）粤0605民初18549号、（2023）粤06民终15469号、（2024）粤0605执7816号</w:t>
+            </w:r>
           </w:p>
         </w:tc>
       </w:tr>
@@ -2090,6 +1410,714 @@
             <w:right w:w="108" w:type="dxa"/>
           </w:tblCellMar>
         </w:tblPrEx>
+        <w:trPr>
+          <w:wBefore w:w="0" w:type="auto"/>
+        </w:trPr>
+        <w:tc>
+          <w:tcPr>
+            <w:tcW w:w="1668" w:type="dxa"/>
+            <w:tcBorders>
+              <w:top w:val="single" w:color="auto" w:sz="4" w:space="0"/>
+              <w:left w:val="single" w:color="auto" w:sz="4" w:space="0"/>
+              <w:bottom w:val="single" w:color="auto" w:sz="4" w:space="0"/>
+              <w:right w:val="single" w:color="auto" w:sz="4" w:space="0"/>
+            </w:tcBorders>
+            <w:noWrap w:val="0"/>
+            <w:vAlign w:val="center"/>
+          </w:tcPr>
+          <w:p>
+            <w:pPr>
+              <w:jc w:val="center"/>
+              <w:rPr>
+                <w:rFonts w:ascii="楷体_GB2312" w:eastAsia="楷体_GB2312"/>
+                <w:b/>
+                <w:bCs/>
+                <w:sz w:val="28"/>
+                <w:szCs w:val="28"/>
+              </w:rPr>
+            </w:pPr>
+            <w:r>
+              <w:rPr>
+                <w:rFonts w:hint="eastAsia" w:ascii="楷体_GB2312" w:eastAsia="楷体_GB2312"/>
+                <w:b/>
+                <w:bCs/>
+                <w:sz w:val="28"/>
+                <w:szCs w:val="28"/>
+              </w:rPr>
+              <w:t>审</w:t>
+            </w:r>
+          </w:p>
+          <w:p>
+            <w:pPr>
+              <w:jc w:val="center"/>
+              <w:rPr>
+                <w:rFonts w:ascii="楷体_GB2312" w:eastAsia="楷体_GB2312"/>
+                <w:b/>
+                <w:bCs/>
+                <w:sz w:val="28"/>
+                <w:szCs w:val="28"/>
+              </w:rPr>
+            </w:pPr>
+            <w:r>
+              <w:rPr>
+                <w:rFonts w:hint="eastAsia" w:ascii="楷体_GB2312" w:eastAsia="楷体_GB2312"/>
+                <w:b/>
+                <w:bCs/>
+                <w:sz w:val="28"/>
+                <w:szCs w:val="28"/>
+              </w:rPr>
+              <w:t>（办）</w:t>
+            </w:r>
+          </w:p>
+          <w:p>
+            <w:pPr>
+              <w:jc w:val="center"/>
+              <w:rPr>
+                <w:rFonts w:ascii="楷体_GB2312" w:eastAsia="楷体_GB2312"/>
+                <w:b/>
+                <w:bCs/>
+                <w:sz w:val="28"/>
+                <w:szCs w:val="28"/>
+              </w:rPr>
+            </w:pPr>
+            <w:r>
+              <w:rPr>
+                <w:rFonts w:hint="eastAsia" w:ascii="楷体_GB2312" w:eastAsia="楷体_GB2312"/>
+                <w:b/>
+                <w:bCs/>
+                <w:sz w:val="28"/>
+                <w:szCs w:val="28"/>
+              </w:rPr>
+              <w:t>结</w:t>
+            </w:r>
+          </w:p>
+          <w:p>
+            <w:pPr>
+              <w:jc w:val="center"/>
+              <w:rPr>
+                <w:rFonts w:ascii="楷体_GB2312" w:eastAsia="楷体_GB2312"/>
+                <w:b/>
+                <w:bCs/>
+                <w:sz w:val="28"/>
+                <w:szCs w:val="28"/>
+              </w:rPr>
+            </w:pPr>
+            <w:r>
+              <w:rPr>
+                <w:rFonts w:hint="eastAsia" w:ascii="楷体_GB2312" w:eastAsia="楷体_GB2312"/>
+                <w:b/>
+                <w:bCs/>
+                <w:sz w:val="28"/>
+                <w:szCs w:val="28"/>
+              </w:rPr>
+              <w:t>果</w:t>
+            </w:r>
+          </w:p>
+        </w:tc>
+        <w:tc>
+          <w:tcPr>
+            <w:tcW w:w="7260" w:type="dxa"/>
+            <w:gridSpan w:val="5"/>
+            <w:tcBorders>
+              <w:top w:val="single" w:color="auto" w:sz="4" w:space="0"/>
+              <w:left w:val="single" w:color="auto" w:sz="4" w:space="0"/>
+              <w:bottom w:val="single" w:color="auto" w:sz="4" w:space="0"/>
+              <w:right w:val="single" w:color="auto" w:sz="4" w:space="0"/>
+            </w:tcBorders>
+            <w:noWrap w:val="0"/>
+            <w:vAlign w:val="top"/>
+          </w:tcPr>
+          <w:p>
+            <w:pPr>
+              <w:rPr>
+                <w:rFonts w:hint="default" w:ascii="楷体_GB2312" w:eastAsia="楷体_GB2312"/>
+                <w:sz w:val="28"/>
+                <w:szCs w:val="28"/>
+                <w:lang w:val="en-US" w:eastAsia="zh-CN"/>
+              </w:rPr>
+            </w:pPr>
+            <w:r>
+              <w:rPr>
+                <w:rFonts w:hint="eastAsia" w:ascii="楷体_GB2312" w:eastAsia="楷体_GB2312"/>
+                <w:b/>
+                <w:bCs/>
+                <w:color w:val="FF0000"/>
+                <w:sz w:val="28"/>
+                <w:szCs w:val="28"/>
+                <w:lang w:eastAsia="zh-CN"/>
+              </w:rPr>
+              <w:t>【《律师业务卷宗（银行案)》</w:t>
+            </w:r>
+            <w:r>
+              <w:rPr>
+                <w:rFonts w:hint="eastAsia" w:ascii="楷体_GB2312" w:eastAsia="楷体_GB2312"/>
+                <w:b/>
+                <w:bCs/>
+                <w:color w:val="FF0000"/>
+                <w:sz w:val="28"/>
+                <w:szCs w:val="28"/>
+                <w:lang w:val="en-US" w:eastAsia="zh-CN"/>
+              </w:rPr>
+              <w:t>sheet1的I列，根据判决书、执行裁定书的内容，匹配最相近的选项填写】</w:t>
+            </w:r>
+          </w:p>
+        </w:tc>
+      </w:tr>
+      <w:tr>
+        <w:tblPrEx>
+          <w:tblBorders>
+            <w:top w:val="single" w:color="auto" w:sz="4" w:space="0"/>
+            <w:left w:val="single" w:color="auto" w:sz="4" w:space="0"/>
+            <w:bottom w:val="single" w:color="auto" w:sz="4" w:space="0"/>
+            <w:right w:val="single" w:color="auto" w:sz="4" w:space="0"/>
+            <w:insideH w:val="none" w:color="auto" w:sz="0" w:space="0"/>
+            <w:insideV w:val="none" w:color="auto" w:sz="0" w:space="0"/>
+          </w:tblBorders>
+          <w:tblCellMar>
+            <w:top w:w="0" w:type="dxa"/>
+            <w:left w:w="108" w:type="dxa"/>
+            <w:bottom w:w="0" w:type="dxa"/>
+            <w:right w:w="108" w:type="dxa"/>
+          </w:tblCellMar>
+        </w:tblPrEx>
+        <w:trPr>
+          <w:wBefore w:w="0" w:type="auto"/>
+        </w:trPr>
+        <w:tc>
+          <w:tcPr>
+            <w:tcW w:w="1668" w:type="dxa"/>
+            <w:tcBorders>
+              <w:top w:val="single" w:color="auto" w:sz="4" w:space="0"/>
+              <w:left w:val="single" w:color="auto" w:sz="4" w:space="0"/>
+              <w:bottom w:val="single" w:color="auto" w:sz="4" w:space="0"/>
+              <w:right w:val="single" w:color="auto" w:sz="4" w:space="0"/>
+            </w:tcBorders>
+            <w:noWrap w:val="0"/>
+            <w:vAlign w:val="center"/>
+          </w:tcPr>
+          <w:p>
+            <w:pPr>
+              <w:jc w:val="center"/>
+              <w:rPr>
+                <w:rFonts w:ascii="楷体_GB2312" w:eastAsia="楷体_GB2312"/>
+                <w:b/>
+                <w:bCs/>
+                <w:sz w:val="28"/>
+                <w:szCs w:val="28"/>
+              </w:rPr>
+            </w:pPr>
+            <w:r>
+              <w:rPr>
+                <w:rFonts w:hint="eastAsia" w:ascii="楷体_GB2312" w:eastAsia="楷体_GB2312"/>
+                <w:b/>
+                <w:bCs/>
+                <w:sz w:val="28"/>
+                <w:szCs w:val="28"/>
+              </w:rPr>
+              <w:t>归档日期</w:t>
+            </w:r>
+          </w:p>
+        </w:tc>
+        <w:tc>
+          <w:tcPr>
+            <w:tcW w:w="7260" w:type="dxa"/>
+            <w:gridSpan w:val="5"/>
+            <w:tcBorders>
+              <w:top w:val="single" w:color="auto" w:sz="4" w:space="0"/>
+              <w:left w:val="single" w:color="auto" w:sz="4" w:space="0"/>
+              <w:bottom w:val="single" w:color="auto" w:sz="4" w:space="0"/>
+              <w:right w:val="single" w:color="auto" w:sz="4" w:space="0"/>
+            </w:tcBorders>
+            <w:noWrap w:val="0"/>
+            <w:vAlign w:val="top"/>
+          </w:tcPr>
+          <w:p>
+            <w:pPr>
+              <w:rPr>
+                <w:rFonts w:ascii="楷体_GB2312" w:eastAsia="楷体_GB2312"/>
+                <w:b/>
+                <w:sz w:val="28"/>
+                <w:szCs w:val="28"/>
+              </w:rPr>
+            </w:pPr>
+            <w:r>
+              <w:rPr>
+                <w:rFonts w:hint="eastAsia" w:ascii="新宋体" w:hAnsi="新宋体" w:eastAsia="新宋体"/>
+                <w:b/>
+                <w:bCs/>
+                <w:color w:val="FF0000"/>
+                <w:sz w:val="28"/>
+                <w:szCs w:val="28"/>
+                <w:lang w:val="en-US" w:eastAsia="zh-CN"/>
+              </w:rPr>
+              <w:t>【留空】</w:t>
+            </w:r>
+          </w:p>
+        </w:tc>
+      </w:tr>
+      <w:tr>
+        <w:tblPrEx>
+          <w:tblBorders>
+            <w:top w:val="single" w:color="auto" w:sz="4" w:space="0"/>
+            <w:left w:val="single" w:color="auto" w:sz="4" w:space="0"/>
+            <w:bottom w:val="single" w:color="auto" w:sz="4" w:space="0"/>
+            <w:right w:val="single" w:color="auto" w:sz="4" w:space="0"/>
+            <w:insideH w:val="none" w:color="auto" w:sz="0" w:space="0"/>
+            <w:insideV w:val="none" w:color="auto" w:sz="0" w:space="0"/>
+          </w:tblBorders>
+          <w:tblCellMar>
+            <w:top w:w="0" w:type="dxa"/>
+            <w:left w:w="108" w:type="dxa"/>
+            <w:bottom w:w="0" w:type="dxa"/>
+            <w:right w:w="108" w:type="dxa"/>
+          </w:tblCellMar>
+        </w:tblPrEx>
+        <w:trPr>
+          <w:wBefore w:w="0" w:type="auto"/>
+        </w:trPr>
+        <w:tc>
+          <w:tcPr>
+            <w:tcW w:w="1668" w:type="dxa"/>
+            <w:tcBorders>
+              <w:top w:val="single" w:color="auto" w:sz="4" w:space="0"/>
+              <w:left w:val="single" w:color="auto" w:sz="4" w:space="0"/>
+              <w:bottom w:val="single" w:color="auto" w:sz="4" w:space="0"/>
+              <w:right w:val="single" w:color="auto" w:sz="4" w:space="0"/>
+            </w:tcBorders>
+            <w:noWrap w:val="0"/>
+            <w:vAlign w:val="center"/>
+          </w:tcPr>
+          <w:p>
+            <w:pPr>
+              <w:jc w:val="center"/>
+              <w:rPr>
+                <w:rFonts w:ascii="楷体_GB2312" w:eastAsia="楷体_GB2312"/>
+                <w:b/>
+                <w:bCs/>
+                <w:sz w:val="28"/>
+                <w:szCs w:val="28"/>
+              </w:rPr>
+            </w:pPr>
+            <w:r>
+              <w:rPr>
+                <w:rFonts w:hint="eastAsia" w:ascii="楷体_GB2312" w:eastAsia="楷体_GB2312"/>
+                <w:b/>
+                <w:bCs/>
+                <w:sz w:val="28"/>
+                <w:szCs w:val="28"/>
+              </w:rPr>
+              <w:t>立</w:t>
+            </w:r>
+            <w:r>
+              <w:rPr>
+                <w:rFonts w:ascii="楷体_GB2312" w:eastAsia="楷体_GB2312"/>
+                <w:b/>
+                <w:bCs/>
+                <w:sz w:val="28"/>
+                <w:szCs w:val="28"/>
+              </w:rPr>
+              <w:t xml:space="preserve"> </w:t>
+            </w:r>
+            <w:r>
+              <w:rPr>
+                <w:rFonts w:hint="eastAsia" w:ascii="楷体_GB2312" w:eastAsia="楷体_GB2312"/>
+                <w:b/>
+                <w:bCs/>
+                <w:sz w:val="28"/>
+                <w:szCs w:val="28"/>
+              </w:rPr>
+              <w:t>卷</w:t>
+            </w:r>
+            <w:r>
+              <w:rPr>
+                <w:rFonts w:ascii="楷体_GB2312" w:eastAsia="楷体_GB2312"/>
+                <w:b/>
+                <w:bCs/>
+                <w:sz w:val="28"/>
+                <w:szCs w:val="28"/>
+              </w:rPr>
+              <w:t xml:space="preserve"> </w:t>
+            </w:r>
+            <w:r>
+              <w:rPr>
+                <w:rFonts w:hint="eastAsia" w:ascii="楷体_GB2312" w:eastAsia="楷体_GB2312"/>
+                <w:b/>
+                <w:bCs/>
+                <w:sz w:val="28"/>
+                <w:szCs w:val="28"/>
+              </w:rPr>
+              <w:t>人</w:t>
+            </w:r>
+          </w:p>
+        </w:tc>
+        <w:tc>
+          <w:tcPr>
+            <w:tcW w:w="2940" w:type="dxa"/>
+            <w:gridSpan w:val="2"/>
+            <w:tcBorders>
+              <w:top w:val="single" w:color="auto" w:sz="4" w:space="0"/>
+              <w:left w:val="single" w:color="auto" w:sz="4" w:space="0"/>
+              <w:bottom w:val="single" w:color="auto" w:sz="4" w:space="0"/>
+              <w:right w:val="single" w:color="auto" w:sz="4" w:space="0"/>
+            </w:tcBorders>
+            <w:noWrap w:val="0"/>
+            <w:vAlign w:val="top"/>
+          </w:tcPr>
+          <w:p>
+            <w:pPr>
+              <w:rPr>
+                <w:rFonts w:ascii="楷体_GB2312" w:eastAsia="楷体_GB2312"/>
+                <w:b/>
+                <w:bCs/>
+                <w:sz w:val="28"/>
+                <w:szCs w:val="28"/>
+              </w:rPr>
+            </w:pPr>
+            <w:r>
+              <w:rPr>
+                <w:rFonts w:ascii="楷体_GB2312" w:eastAsia="楷体_GB2312"/>
+                <w:b/>
+                <w:bCs/>
+                <w:sz w:val="28"/>
+                <w:szCs w:val="28"/>
+              </w:rPr>
+              <w:t> </w:t>
+            </w:r>
+            <w:r>
+              <w:rPr>
+                <w:rFonts w:hint="eastAsia" w:ascii="新宋体" w:hAnsi="新宋体" w:eastAsia="新宋体"/>
+                <w:b/>
+                <w:bCs/>
+                <w:color w:val="FF0000"/>
+                <w:sz w:val="28"/>
+                <w:szCs w:val="28"/>
+                <w:lang w:val="en-US" w:eastAsia="zh-CN"/>
+              </w:rPr>
+              <w:t>【留空】</w:t>
+            </w:r>
+          </w:p>
+        </w:tc>
+        <w:tc>
+          <w:tcPr>
+            <w:tcW w:w="1780" w:type="dxa"/>
+            <w:gridSpan w:val="2"/>
+            <w:tcBorders>
+              <w:top w:val="single" w:color="auto" w:sz="4" w:space="0"/>
+              <w:left w:val="single" w:color="auto" w:sz="4" w:space="0"/>
+              <w:bottom w:val="single" w:color="auto" w:sz="4" w:space="0"/>
+              <w:right w:val="single" w:color="auto" w:sz="4" w:space="0"/>
+            </w:tcBorders>
+            <w:noWrap w:val="0"/>
+            <w:vAlign w:val="center"/>
+          </w:tcPr>
+          <w:p>
+            <w:pPr>
+              <w:jc w:val="center"/>
+              <w:rPr>
+                <w:rFonts w:ascii="楷体_GB2312" w:eastAsia="楷体_GB2312"/>
+                <w:b/>
+                <w:bCs/>
+                <w:sz w:val="28"/>
+                <w:szCs w:val="28"/>
+              </w:rPr>
+            </w:pPr>
+            <w:r>
+              <w:rPr>
+                <w:rFonts w:hint="eastAsia" w:ascii="楷体_GB2312" w:eastAsia="楷体_GB2312"/>
+                <w:b/>
+                <w:bCs/>
+                <w:sz w:val="28"/>
+                <w:szCs w:val="28"/>
+              </w:rPr>
+              <w:t>卷内页数</w:t>
+            </w:r>
+          </w:p>
+        </w:tc>
+        <w:tc>
+          <w:tcPr>
+            <w:tcW w:w="2540" w:type="dxa"/>
+            <w:tcBorders>
+              <w:top w:val="single" w:color="auto" w:sz="4" w:space="0"/>
+              <w:left w:val="single" w:color="auto" w:sz="4" w:space="0"/>
+              <w:bottom w:val="single" w:color="auto" w:sz="4" w:space="0"/>
+              <w:right w:val="single" w:color="auto" w:sz="4" w:space="0"/>
+            </w:tcBorders>
+            <w:noWrap w:val="0"/>
+            <w:vAlign w:val="top"/>
+          </w:tcPr>
+          <w:p>
+            <w:pPr>
+              <w:rPr>
+                <w:rFonts w:ascii="楷体_GB2312" w:eastAsia="楷体_GB2312"/>
+                <w:b/>
+                <w:bCs/>
+                <w:sz w:val="28"/>
+                <w:szCs w:val="28"/>
+              </w:rPr>
+            </w:pPr>
+            <w:r>
+              <w:rPr>
+                <w:rFonts w:ascii="楷体_GB2312" w:eastAsia="楷体_GB2312"/>
+                <w:b/>
+                <w:bCs/>
+                <w:sz w:val="28"/>
+                <w:szCs w:val="28"/>
+              </w:rPr>
+              <w:t xml:space="preserve">         </w:t>
+            </w:r>
+            <w:r>
+              <w:rPr>
+                <w:rFonts w:hint="eastAsia" w:ascii="楷体_GB2312" w:eastAsia="楷体_GB2312"/>
+                <w:b/>
+                <w:bCs/>
+                <w:sz w:val="28"/>
+                <w:szCs w:val="28"/>
+              </w:rPr>
+              <w:t xml:space="preserve">  </w:t>
+            </w:r>
+            <w:r>
+              <w:rPr>
+                <w:rFonts w:ascii="楷体_GB2312" w:eastAsia="楷体_GB2312"/>
+                <w:b/>
+                <w:bCs/>
+                <w:sz w:val="28"/>
+                <w:szCs w:val="28"/>
+              </w:rPr>
+              <w:t xml:space="preserve">  </w:t>
+            </w:r>
+            <w:r>
+              <w:rPr>
+                <w:rFonts w:hint="eastAsia" w:ascii="楷体_GB2312" w:eastAsia="楷体_GB2312"/>
+                <w:b/>
+                <w:bCs/>
+                <w:sz w:val="28"/>
+                <w:szCs w:val="28"/>
+              </w:rPr>
+              <w:t>页</w:t>
+            </w:r>
+          </w:p>
+        </w:tc>
+      </w:tr>
+      <w:tr>
+        <w:tblPrEx>
+          <w:tblBorders>
+            <w:top w:val="single" w:color="auto" w:sz="4" w:space="0"/>
+            <w:left w:val="single" w:color="auto" w:sz="4" w:space="0"/>
+            <w:bottom w:val="single" w:color="auto" w:sz="4" w:space="0"/>
+            <w:right w:val="single" w:color="auto" w:sz="4" w:space="0"/>
+            <w:insideH w:val="none" w:color="auto" w:sz="0" w:space="0"/>
+            <w:insideV w:val="none" w:color="auto" w:sz="0" w:space="0"/>
+          </w:tblBorders>
+          <w:tblCellMar>
+            <w:top w:w="0" w:type="dxa"/>
+            <w:left w:w="108" w:type="dxa"/>
+            <w:bottom w:w="0" w:type="dxa"/>
+            <w:right w:w="108" w:type="dxa"/>
+          </w:tblCellMar>
+        </w:tblPrEx>
+        <w:trPr>
+          <w:wBefore w:w="0" w:type="auto"/>
+        </w:trPr>
+        <w:tc>
+          <w:tcPr>
+            <w:tcW w:w="1668" w:type="dxa"/>
+            <w:tcBorders>
+              <w:top w:val="single" w:color="auto" w:sz="4" w:space="0"/>
+              <w:left w:val="single" w:color="auto" w:sz="4" w:space="0"/>
+              <w:bottom w:val="single" w:color="auto" w:sz="4" w:space="0"/>
+              <w:right w:val="single" w:color="auto" w:sz="4" w:space="0"/>
+            </w:tcBorders>
+            <w:noWrap w:val="0"/>
+            <w:vAlign w:val="center"/>
+          </w:tcPr>
+          <w:p>
+            <w:pPr>
+              <w:jc w:val="center"/>
+              <w:rPr>
+                <w:rFonts w:ascii="楷体_GB2312" w:eastAsia="楷体_GB2312"/>
+                <w:b/>
+                <w:bCs/>
+                <w:sz w:val="28"/>
+                <w:szCs w:val="28"/>
+              </w:rPr>
+            </w:pPr>
+            <w:r>
+              <w:rPr>
+                <w:rFonts w:hint="eastAsia" w:ascii="楷体_GB2312" w:eastAsia="楷体_GB2312"/>
+                <w:b/>
+                <w:bCs/>
+                <w:sz w:val="28"/>
+                <w:szCs w:val="28"/>
+              </w:rPr>
+              <w:t>档</w:t>
+            </w:r>
+            <w:r>
+              <w:rPr>
+                <w:rFonts w:ascii="楷体_GB2312" w:eastAsia="楷体_GB2312"/>
+                <w:b/>
+                <w:bCs/>
+                <w:sz w:val="28"/>
+                <w:szCs w:val="28"/>
+              </w:rPr>
+              <w:t xml:space="preserve"> </w:t>
+            </w:r>
+            <w:r>
+              <w:rPr>
+                <w:rFonts w:hint="eastAsia" w:ascii="楷体_GB2312" w:eastAsia="楷体_GB2312"/>
+                <w:b/>
+                <w:bCs/>
+                <w:sz w:val="28"/>
+                <w:szCs w:val="28"/>
+              </w:rPr>
+              <w:t>案</w:t>
+            </w:r>
+            <w:r>
+              <w:rPr>
+                <w:rFonts w:ascii="楷体_GB2312" w:eastAsia="楷体_GB2312"/>
+                <w:b/>
+                <w:bCs/>
+                <w:sz w:val="28"/>
+                <w:szCs w:val="28"/>
+              </w:rPr>
+              <w:t xml:space="preserve"> </w:t>
+            </w:r>
+            <w:r>
+              <w:rPr>
+                <w:rFonts w:hint="eastAsia" w:ascii="楷体_GB2312" w:eastAsia="楷体_GB2312"/>
+                <w:b/>
+                <w:bCs/>
+                <w:sz w:val="28"/>
+                <w:szCs w:val="28"/>
+              </w:rPr>
+              <w:t>号</w:t>
+            </w:r>
+          </w:p>
+        </w:tc>
+        <w:tc>
+          <w:tcPr>
+            <w:tcW w:w="2940" w:type="dxa"/>
+            <w:gridSpan w:val="2"/>
+            <w:tcBorders>
+              <w:top w:val="single" w:color="auto" w:sz="4" w:space="0"/>
+              <w:left w:val="single" w:color="auto" w:sz="4" w:space="0"/>
+              <w:bottom w:val="single" w:color="auto" w:sz="4" w:space="0"/>
+              <w:right w:val="single" w:color="auto" w:sz="4" w:space="0"/>
+            </w:tcBorders>
+            <w:noWrap w:val="0"/>
+            <w:vAlign w:val="top"/>
+          </w:tcPr>
+          <w:p>
+            <w:pPr>
+              <w:rPr>
+                <w:rFonts w:ascii="楷体_GB2312" w:eastAsia="楷体_GB2312"/>
+                <w:b/>
+                <w:bCs/>
+                <w:sz w:val="28"/>
+                <w:szCs w:val="28"/>
+              </w:rPr>
+            </w:pPr>
+            <w:r>
+              <w:rPr>
+                <w:rFonts w:ascii="楷体_GB2312" w:eastAsia="楷体_GB2312"/>
+                <w:b/>
+                <w:bCs/>
+                <w:sz w:val="28"/>
+                <w:szCs w:val="28"/>
+              </w:rPr>
+              <w:t> </w:t>
+            </w:r>
+          </w:p>
+        </w:tc>
+        <w:tc>
+          <w:tcPr>
+            <w:tcW w:w="1780" w:type="dxa"/>
+            <w:gridSpan w:val="2"/>
+            <w:tcBorders>
+              <w:top w:val="single" w:color="auto" w:sz="4" w:space="0"/>
+              <w:left w:val="single" w:color="auto" w:sz="4" w:space="0"/>
+              <w:bottom w:val="single" w:color="auto" w:sz="4" w:space="0"/>
+              <w:right w:val="single" w:color="auto" w:sz="4" w:space="0"/>
+            </w:tcBorders>
+            <w:noWrap w:val="0"/>
+            <w:vAlign w:val="top"/>
+          </w:tcPr>
+          <w:p>
+            <w:pPr>
+              <w:rPr>
+                <w:rFonts w:ascii="楷体_GB2312" w:eastAsia="楷体_GB2312"/>
+                <w:b/>
+                <w:bCs/>
+                <w:sz w:val="28"/>
+                <w:szCs w:val="28"/>
+              </w:rPr>
+            </w:pPr>
+            <w:r>
+              <w:rPr>
+                <w:rFonts w:ascii="楷体_GB2312" w:eastAsia="楷体_GB2312"/>
+                <w:b/>
+                <w:bCs/>
+                <w:sz w:val="28"/>
+                <w:szCs w:val="28"/>
+              </w:rPr>
+              <w:t> </w:t>
+            </w:r>
+            <w:r>
+              <w:rPr>
+                <w:rFonts w:hint="eastAsia" w:ascii="楷体_GB2312" w:eastAsia="楷体_GB2312"/>
+                <w:b/>
+                <w:bCs/>
+                <w:sz w:val="28"/>
+                <w:szCs w:val="28"/>
+              </w:rPr>
+              <w:t>保存年限</w:t>
+            </w:r>
+          </w:p>
+        </w:tc>
+        <w:tc>
+          <w:tcPr>
+            <w:tcW w:w="2540" w:type="dxa"/>
+            <w:tcBorders>
+              <w:top w:val="single" w:color="auto" w:sz="4" w:space="0"/>
+              <w:left w:val="single" w:color="auto" w:sz="4" w:space="0"/>
+              <w:bottom w:val="single" w:color="auto" w:sz="4" w:space="0"/>
+              <w:right w:val="single" w:color="auto" w:sz="4" w:space="0"/>
+            </w:tcBorders>
+            <w:noWrap w:val="0"/>
+            <w:vAlign w:val="top"/>
+          </w:tcPr>
+          <w:p>
+            <w:pPr>
+              <w:rPr>
+                <w:rFonts w:ascii="楷体_GB2312" w:eastAsia="楷体_GB2312"/>
+                <w:b/>
+                <w:bCs/>
+                <w:sz w:val="28"/>
+                <w:szCs w:val="28"/>
+              </w:rPr>
+            </w:pPr>
+          </w:p>
+        </w:tc>
+      </w:tr>
+      <w:tr>
+        <w:tblPrEx>
+          <w:tblBorders>
+            <w:top w:val="single" w:color="auto" w:sz="4" w:space="0"/>
+            <w:left w:val="single" w:color="auto" w:sz="4" w:space="0"/>
+            <w:bottom w:val="single" w:color="auto" w:sz="4" w:space="0"/>
+            <w:right w:val="single" w:color="auto" w:sz="4" w:space="0"/>
+            <w:insideH w:val="none" w:color="auto" w:sz="0" w:space="0"/>
+            <w:insideV w:val="none" w:color="auto" w:sz="0" w:space="0"/>
+          </w:tblBorders>
+          <w:tblCellMar>
+            <w:top w:w="0" w:type="dxa"/>
+            <w:left w:w="108" w:type="dxa"/>
+            <w:bottom w:w="0" w:type="dxa"/>
+            <w:right w:w="108" w:type="dxa"/>
+          </w:tblCellMar>
+        </w:tblPrEx>
+        <w:trPr>
+          <w:wBefore w:w="0" w:type="auto"/>
+        </w:trPr>
         <w:tc>
           <w:tcPr>
             <w:tcW w:w="1668" w:type="dxa"/>
@@ -2495,7 +2523,6 @@
       <w:jc w:val="both"/>
     </w:pPr>
     <w:rPr>
-      <w:rFonts w:ascii="Times New Roman" w:hAnsi="Times New Roman" w:eastAsia="宋体" w:cs="Times New Roman"/>
       <w:kern w:val="2"/>
       <w:sz w:val="21"/>
       <w:szCs w:val="24"/>
@@ -2512,6 +2539,7 @@
     <w:semiHidden/>
     <w:uiPriority w:val="0"/>
     <w:tblPr>
+      <w:tblStyle w:val="4"/>
       <w:tblCellMar>
         <w:top w:w="0" w:type="dxa"/>
         <w:left w:w="108" w:type="dxa"/>
